--- a/iot/artifacts/meeting1/SupplReqs.docx
+++ b/iot/artifacts/meeting1/SupplReqs.docx
@@ -1,44 +1,130 @@
 
 <file path=word/document.xml><?xml version="1.0" encoding="utf-8"?>
-<w:document xmlns:wpc="http://schemas.microsoft.com/office/word/2010/wordprocessingCanvas" xmlns:cx="http://schemas.microsoft.com/office/drawing/2014/chartex" xmlns:cx1="http://schemas.microsoft.com/office/drawing/2015/9/8/chartex" xmlns:cx2="http://schemas.microsoft.com/office/drawing/2015/10/21/chartex" xmlns:cx3="http://schemas.microsoft.com/office/drawing/2016/5/9/chartex" xmlns:cx4="http://schemas.microsoft.com/office/drawing/2016/5/10/chartex" xmlns:cx5="http://schemas.microsoft.com/office/drawing/2016/5/11/chartex" xmlns:cx6="http://schemas.microsoft.com/office/drawing/2016/5/12/chartex" xmlns:cx7="http://schemas.microsoft.com/office/drawing/2016/5/13/chartex" xmlns:cx8="http://schemas.microsoft.com/office/drawing/2016/5/14/chartex" xmlns:mc="http://schemas.openxmlformats.org/markup-compatibility/2006" xmlns:aink="http://schemas.microsoft.com/office/drawing/2016/ink" xmlns:am3d="http://schemas.microsoft.com/office/drawing/2017/model3d" xmlns:o="urn:schemas-microsoft-com:office:office" xmlns:oel="http://schemas.microsoft.com/office/2019/extlst" xmlns:r="http://schemas.openxmlformats.org/officeDocument/2006/relationships" xmlns:m="http://schemas.openxmlformats.org/officeDocument/2006/math" xmlns:v="urn:schemas-microsoft-com:vml" xmlns:wp14="http://schemas.microsoft.com/office/word/2010/wordprocessingDrawing" xmlns:wp="http://schemas.openxmlformats.org/drawingml/2006/wordprocessingDrawing" xmlns:w10="urn:schemas-microsoft-com:office:word" xmlns:w="http://schemas.openxmlformats.org/wordprocessingml/2006/main" xmlns:w14="http://schemas.microsoft.com/office/word/2010/wordml" xmlns:w15="http://schemas.microsoft.com/office/word/2012/wordml" xmlns:w16cei="http://schemas.microsoft.com/office/word/2026/wordml/cei" xmlns:w16cex="http://schemas.microsoft.com/office/word/2018/wordml/cex" xmlns:w16cid="http://schemas.microsoft.com/office/word/2016/wordml/cid" xmlns:w16="http://schemas.microsoft.com/office/word/2018/wordml" xmlns:w16du="http://schemas.microsoft.com/office/word/2023/wordml/word16du" xmlns:w16sdtdh="http://schemas.microsoft.com/office/word/2020/wordml/sdtdatahash" xmlns:w16sdtfl="http://schemas.microsoft.com/office/word/2024/wordml/sdtformatlock" xmlns:w16se="http://schemas.microsoft.com/office/word/2015/wordml/symex" xmlns:wpg="http://schemas.microsoft.com/office/word/2010/wordprocessingGroup" xmlns:wpi="http://schemas.microsoft.com/office/word/2010/wordprocessingInk" xmlns:wne="http://schemas.microsoft.com/office/word/2006/wordml" xmlns:wps="http://schemas.microsoft.com/office/word/2010/wordprocessingShape" mc:Ignorable="w14 w15 w16se w16cid w16 w16cex w16sdtdh w16sdtfl w16du wp14">
+<w:document xmlns:wpc="http://schemas.microsoft.com/office/word/2010/wordprocessingCanvas" xmlns:cx="http://schemas.microsoft.com/office/drawing/2014/chartex" xmlns:cx1="http://schemas.microsoft.com/office/drawing/2015/9/8/chartex" xmlns:cx2="http://schemas.microsoft.com/office/drawing/2015/10/21/chartex" xmlns:cx3="http://schemas.microsoft.com/office/drawing/2016/5/9/chartex" xmlns:cx4="http://schemas.microsoft.com/office/drawing/2016/5/10/chartex" xmlns:cx5="http://schemas.microsoft.com/office/drawing/2016/5/11/chartex" xmlns:cx6="http://schemas.microsoft.com/office/drawing/2016/5/12/chartex" xmlns:cx7="http://schemas.microsoft.com/office/drawing/2016/5/13/chartex" xmlns:cx8="http://schemas.microsoft.com/office/drawing/2016/5/14/chartex" xmlns:mc="http://schemas.openxmlformats.org/markup-compatibility/2006" xmlns:aink="http://schemas.microsoft.com/office/drawing/2016/ink" xmlns:am3d="http://schemas.microsoft.com/office/drawing/2017/model3d" xmlns:o="urn:schemas-microsoft-com:office:office" xmlns:oel="http://schemas.microsoft.com/office/2019/extlst" xmlns:r="http://schemas.openxmlformats.org/officeDocument/2006/relationships" xmlns:m="http://schemas.openxmlformats.org/officeDocument/2006/math" xmlns:v="urn:schemas-microsoft-com:vml" xmlns:wp14="http://schemas.microsoft.com/office/word/2010/wordprocessingDrawing" xmlns:wp="http://schemas.openxmlformats.org/drawingml/2006/wordprocessingDrawing" xmlns:w10="urn:schemas-microsoft-com:office:word" xmlns:w="http://schemas.openxmlformats.org/wordprocessingml/2006/main" xmlns:w14="http://schemas.microsoft.com/office/word/2010/wordml" xmlns:w15="http://schemas.microsoft.com/office/word/2012/wordml" xmlns:w16cex="http://schemas.microsoft.com/office/word/2018/wordml/cex" xmlns:w16cid="http://schemas.microsoft.com/office/word/2016/wordml/cid" xmlns:w16="http://schemas.microsoft.com/office/word/2018/wordml" xmlns:w16du="http://schemas.microsoft.com/office/word/2023/wordml/word16du" xmlns:w16sdtdh="http://schemas.microsoft.com/office/word/2020/wordml/sdtdatahash" xmlns:w16sdtfl="http://schemas.microsoft.com/office/word/2024/wordml/sdtformatlock" xmlns:w16se="http://schemas.microsoft.com/office/word/2015/wordml/symex" xmlns:wpg="http://schemas.microsoft.com/office/word/2010/wordprocessingGroup" xmlns:wpi="http://schemas.microsoft.com/office/word/2010/wordprocessingInk" xmlns:wne="http://schemas.microsoft.com/office/word/2006/wordml" xmlns:wps="http://schemas.microsoft.com/office/word/2010/wordprocessingShape" mc:Ignorable="w14 w15 w16se w16cid w16 w16cex w16sdtdh w16sdtfl w16du wp14">
   <w:body>
     <w:p>
       <w:pPr>
         <w:pStyle w:val="Rubrik"/>
         <w:rPr>
+          <w:rFonts w:asciiTheme="majorBidi" w:hAnsiTheme="majorBidi" w:cstheme="majorBidi"/>
           <w:sz w:val="60"/>
           <w:szCs w:val="60"/>
         </w:rPr>
       </w:pPr>
+      <w:r>
+        <w:rPr>
+          <w:noProof/>
+        </w:rPr>
+        <w:drawing>
+          <wp:anchor distT="0" distB="0" distL="114300" distR="114300" simplePos="0" relativeHeight="251658240" behindDoc="0" locked="0" layoutInCell="1" allowOverlap="1" wp14:anchorId="32B726AF" wp14:editId="3EDBE922">
+            <wp:simplePos x="0" y="0"/>
+            <wp:positionH relativeFrom="page">
+              <wp:align>right</wp:align>
+            </wp:positionH>
+            <wp:positionV relativeFrom="paragraph">
+              <wp:posOffset>-899795</wp:posOffset>
+            </wp:positionV>
+            <wp:extent cx="1004400" cy="1004400"/>
+            <wp:effectExtent l="0" t="0" r="5715" b="5715"/>
+            <wp:wrapNone/>
+            <wp:docPr id="1364721233" name="Bildobjekt 1"/>
+            <wp:cNvGraphicFramePr>
+              <a:graphicFrameLocks xmlns:a="http://schemas.openxmlformats.org/drawingml/2006/main" noChangeAspect="1"/>
+            </wp:cNvGraphicFramePr>
+            <a:graphic xmlns:a="http://schemas.openxmlformats.org/drawingml/2006/main">
+              <a:graphicData uri="http://schemas.openxmlformats.org/drawingml/2006/picture">
+                <pic:pic xmlns:pic="http://schemas.openxmlformats.org/drawingml/2006/picture">
+                  <pic:nvPicPr>
+                    <pic:cNvPr id="1364721233" name="Bildobjekt 1"/>
+                    <pic:cNvPicPr>
+                      <a:picLocks noChangeAspect="1"/>
+                    </pic:cNvPicPr>
+                  </pic:nvPicPr>
+                  <pic:blipFill>
+                    <a:blip r:embed="rId7" cstate="print">
+                      <a:extLst>
+                        <a:ext uri="{28A0092B-C50C-407E-A947-70E740481C1C}">
+                          <a14:useLocalDpi xmlns:a14="http://schemas.microsoft.com/office/drawing/2010/main" val="0"/>
+                        </a:ext>
+                      </a:extLst>
+                    </a:blip>
+                    <a:srcRect/>
+                    <a:stretch>
+                      <a:fillRect/>
+                    </a:stretch>
+                  </pic:blipFill>
+                  <pic:spPr bwMode="auto">
+                    <a:xfrm>
+                      <a:off x="0" y="0"/>
+                      <a:ext cx="1004400" cy="1004400"/>
+                    </a:xfrm>
+                    <a:prstGeom prst="rect">
+                      <a:avLst/>
+                    </a:prstGeom>
+                    <a:noFill/>
+                    <a:ln>
+                      <a:noFill/>
+                    </a:ln>
+                  </pic:spPr>
+                </pic:pic>
+              </a:graphicData>
+            </a:graphic>
+            <wp14:sizeRelH relativeFrom="margin">
+              <wp14:pctWidth>0</wp14:pctWidth>
+            </wp14:sizeRelH>
+            <wp14:sizeRelV relativeFrom="margin">
+              <wp14:pctHeight>0</wp14:pctHeight>
+            </wp14:sizeRelV>
+          </wp:anchor>
+        </w:drawing>
+      </w:r>
+      <w:r>
+        <w:rPr>
+          <w:rFonts w:asciiTheme="majorBidi" w:hAnsiTheme="majorBidi" w:cstheme="majorBidi"/>
+          <w:sz w:val="60"/>
+          <w:szCs w:val="60"/>
+        </w:rPr>
+        <w:t xml:space="preserve">Supplementary Requirements </w:t>
+      </w:r>
       <w:bookmarkStart w:id="0" w:name="_heading=h.jivrfl98yrp" w:colFirst="0" w:colLast="0"/>
       <w:bookmarkEnd w:id="0"/>
       <w:r>
         <w:rPr>
+          <w:rFonts w:asciiTheme="majorBidi" w:hAnsiTheme="majorBidi" w:cstheme="majorBidi"/>
           <w:sz w:val="60"/>
           <w:szCs w:val="60"/>
         </w:rPr>
-        <w:t xml:space="preserve">Supplementary Requirements Documentation </w:t>
+        <w:t xml:space="preserve">Documentation </w:t>
       </w:r>
     </w:p>
-    <w:p/>
-    <w:p>
-      <w:pPr>
-        <w:rPr>
+    <w:p>
+      <w:pPr>
+        <w:rPr>
+          <w:rFonts w:asciiTheme="majorBidi" w:hAnsiTheme="majorBidi" w:cstheme="majorBidi"/>
+        </w:rPr>
+      </w:pPr>
+    </w:p>
+    <w:p>
+      <w:pPr>
+        <w:rPr>
+          <w:rFonts w:asciiTheme="majorBidi" w:hAnsiTheme="majorBidi" w:cstheme="majorBidi"/>
           <w:b/>
           <w:bCs/>
         </w:rPr>
       </w:pPr>
       <w:r>
         <w:rPr>
+          <w:rFonts w:asciiTheme="majorBidi" w:hAnsiTheme="majorBidi" w:cstheme="majorBidi"/>
           <w:b/>
           <w:bCs/>
         </w:rPr>
         <w:t xml:space="preserve">[GitHub]: </w:t>
       </w:r>
-      <w:hyperlink r:id="rId7" w:history="1">
+      <w:hyperlink r:id="rId8" w:history="1">
         <w:r>
           <w:rPr>
             <w:rStyle w:val="Hyperlnk"/>
+            <w:rFonts w:asciiTheme="majorBidi" w:hAnsiTheme="majorBidi" w:cstheme="majorBidi"/>
             <w:b/>
             <w:bCs/>
           </w:rPr>
@@ -46,9 +132,22 @@
         </w:r>
       </w:hyperlink>
     </w:p>
-    <w:p/>
+    <w:p>
+      <w:pPr>
+        <w:rPr>
+          <w:rFonts w:asciiTheme="majorBidi" w:hAnsiTheme="majorBidi" w:cstheme="majorBidi"/>
+        </w:rPr>
+      </w:pPr>
+    </w:p>
     <w:sdt>
       <w:sdtPr>
+        <w:rPr>
+          <w:rFonts w:asciiTheme="majorBidi" w:eastAsia="Times New Roman" w:hAnsiTheme="majorBidi" w:cs="Times New Roman"/>
+          <w:color w:val="auto"/>
+          <w:sz w:val="24"/>
+          <w:szCs w:val="24"/>
+          <w:lang w:val="en"/>
+        </w:rPr>
         <w:id w:val="-1917617173"/>
         <w:docPartObj>
           <w:docPartGallery w:val="Table of Contents"/>
@@ -57,19 +156,17 @@
       </w:sdtPr>
       <w:sdtEndPr>
         <w:rPr>
-          <w:rFonts w:ascii="Times New Roman" w:eastAsia="Times New Roman" w:hAnsi="Times New Roman" w:cs="Times New Roman"/>
           <w:b/>
           <w:bCs/>
-          <w:color w:val="auto"/>
-          <w:sz w:val="24"/>
-          <w:szCs w:val="24"/>
-          <w:lang w:val="en"/>
         </w:rPr>
       </w:sdtEndPr>
       <w:sdtContent>
         <w:p>
           <w:pPr>
             <w:pStyle w:val="Innehllsfrteckningsrubrik"/>
+            <w:rPr>
+              <w:rFonts w:asciiTheme="majorBidi" w:hAnsiTheme="majorBidi"/>
+            </w:rPr>
           </w:pPr>
         </w:p>
         <w:p>
@@ -79,28 +176,40 @@
               <w:tab w:val="right" w:leader="dot" w:pos="9062"/>
             </w:tabs>
             <w:rPr>
+              <w:rFonts w:asciiTheme="majorBidi" w:hAnsiTheme="majorBidi" w:cstheme="majorBidi"/>
               <w:noProof/>
             </w:rPr>
           </w:pPr>
           <w:r>
+            <w:rPr>
+              <w:rFonts w:asciiTheme="majorBidi" w:hAnsiTheme="majorBidi" w:cstheme="majorBidi"/>
+            </w:rPr>
             <w:fldChar w:fldCharType="begin"/>
           </w:r>
           <w:r>
+            <w:rPr>
+              <w:rFonts w:asciiTheme="majorBidi" w:hAnsiTheme="majorBidi" w:cstheme="majorBidi"/>
+            </w:rPr>
             <w:instrText xml:space="preserve"> TOC \o "1-3" \h \z \u </w:instrText>
           </w:r>
           <w:r>
+            <w:rPr>
+              <w:rFonts w:asciiTheme="majorBidi" w:hAnsiTheme="majorBidi" w:cstheme="majorBidi"/>
+            </w:rPr>
             <w:fldChar w:fldCharType="separate"/>
           </w:r>
           <w:hyperlink w:anchor="_Toc236045223" w:history="1">
             <w:r>
               <w:rPr>
                 <w:rStyle w:val="Hyperlnk"/>
+                <w:rFonts w:asciiTheme="majorBidi" w:hAnsiTheme="majorBidi" w:cstheme="majorBidi"/>
                 <w:noProof/>
               </w:rPr>
               <w:t>Revision History</w:t>
             </w:r>
             <w:r>
               <w:rPr>
+                <w:rFonts w:asciiTheme="majorBidi" w:hAnsiTheme="majorBidi" w:cstheme="majorBidi"/>
                 <w:noProof/>
                 <w:webHidden/>
               </w:rPr>
@@ -108,6 +217,7 @@
             </w:r>
             <w:r>
               <w:rPr>
+                <w:rFonts w:asciiTheme="majorBidi" w:hAnsiTheme="majorBidi" w:cstheme="majorBidi"/>
                 <w:noProof/>
                 <w:webHidden/>
               </w:rPr>
@@ -115,6 +225,7 @@
             </w:r>
             <w:r>
               <w:rPr>
+                <w:rFonts w:asciiTheme="majorBidi" w:hAnsiTheme="majorBidi" w:cstheme="majorBidi"/>
                 <w:noProof/>
                 <w:webHidden/>
               </w:rPr>
@@ -122,12 +233,14 @@
             </w:r>
             <w:r>
               <w:rPr>
-                <w:noProof/>
-                <w:webHidden/>
-              </w:rPr>
-            </w:r>
-            <w:r>
-              <w:rPr>
+                <w:rFonts w:asciiTheme="majorBidi" w:hAnsiTheme="majorBidi" w:cstheme="majorBidi"/>
+                <w:noProof/>
+                <w:webHidden/>
+              </w:rPr>
+            </w:r>
+            <w:r>
+              <w:rPr>
+                <w:rFonts w:asciiTheme="majorBidi" w:hAnsiTheme="majorBidi" w:cstheme="majorBidi"/>
                 <w:noProof/>
                 <w:webHidden/>
               </w:rPr>
@@ -135,6 +248,7 @@
             </w:r>
             <w:r>
               <w:rPr>
+                <w:rFonts w:asciiTheme="majorBidi" w:hAnsiTheme="majorBidi" w:cstheme="majorBidi"/>
                 <w:noProof/>
                 <w:webHidden/>
               </w:rPr>
@@ -142,6 +256,7 @@
             </w:r>
             <w:r>
               <w:rPr>
+                <w:rFonts w:asciiTheme="majorBidi" w:hAnsiTheme="majorBidi" w:cstheme="majorBidi"/>
                 <w:noProof/>
                 <w:webHidden/>
               </w:rPr>
@@ -156,6 +271,7 @@
               <w:tab w:val="right" w:leader="dot" w:pos="9062"/>
             </w:tabs>
             <w:rPr>
+              <w:rFonts w:asciiTheme="majorBidi" w:hAnsiTheme="majorBidi" w:cstheme="majorBidi"/>
               <w:noProof/>
             </w:rPr>
           </w:pPr>
@@ -163,12 +279,14 @@
             <w:r>
               <w:rPr>
                 <w:rStyle w:val="Hyperlnk"/>
+                <w:rFonts w:asciiTheme="majorBidi" w:hAnsiTheme="majorBidi" w:cstheme="majorBidi"/>
                 <w:noProof/>
               </w:rPr>
               <w:t>Supplementary Requirements List</w:t>
             </w:r>
             <w:r>
               <w:rPr>
+                <w:rFonts w:asciiTheme="majorBidi" w:hAnsiTheme="majorBidi" w:cstheme="majorBidi"/>
                 <w:noProof/>
                 <w:webHidden/>
               </w:rPr>
@@ -176,6 +294,7 @@
             </w:r>
             <w:r>
               <w:rPr>
+                <w:rFonts w:asciiTheme="majorBidi" w:hAnsiTheme="majorBidi" w:cstheme="majorBidi"/>
                 <w:noProof/>
                 <w:webHidden/>
               </w:rPr>
@@ -183,6 +302,7 @@
             </w:r>
             <w:r>
               <w:rPr>
+                <w:rFonts w:asciiTheme="majorBidi" w:hAnsiTheme="majorBidi" w:cstheme="majorBidi"/>
                 <w:noProof/>
                 <w:webHidden/>
               </w:rPr>
@@ -190,12 +310,14 @@
             </w:r>
             <w:r>
               <w:rPr>
-                <w:noProof/>
-                <w:webHidden/>
-              </w:rPr>
-            </w:r>
-            <w:r>
-              <w:rPr>
+                <w:rFonts w:asciiTheme="majorBidi" w:hAnsiTheme="majorBidi" w:cstheme="majorBidi"/>
+                <w:noProof/>
+                <w:webHidden/>
+              </w:rPr>
+            </w:r>
+            <w:r>
+              <w:rPr>
+                <w:rFonts w:asciiTheme="majorBidi" w:hAnsiTheme="majorBidi" w:cstheme="majorBidi"/>
                 <w:noProof/>
                 <w:webHidden/>
               </w:rPr>
@@ -203,6 +325,7 @@
             </w:r>
             <w:r>
               <w:rPr>
+                <w:rFonts w:asciiTheme="majorBidi" w:hAnsiTheme="majorBidi" w:cstheme="majorBidi"/>
                 <w:noProof/>
                 <w:webHidden/>
               </w:rPr>
@@ -210,6 +333,7 @@
             </w:r>
             <w:r>
               <w:rPr>
+                <w:rFonts w:asciiTheme="majorBidi" w:hAnsiTheme="majorBidi" w:cstheme="majorBidi"/>
                 <w:noProof/>
                 <w:webHidden/>
               </w:rPr>
@@ -224,6 +348,7 @@
               <w:tab w:val="right" w:leader="dot" w:pos="9062"/>
             </w:tabs>
             <w:rPr>
+              <w:rFonts w:asciiTheme="majorBidi" w:hAnsiTheme="majorBidi" w:cstheme="majorBidi"/>
               <w:noProof/>
             </w:rPr>
           </w:pPr>
@@ -231,12 +356,14 @@
             <w:r>
               <w:rPr>
                 <w:rStyle w:val="Hyperlnk"/>
+                <w:rFonts w:asciiTheme="majorBidi" w:hAnsiTheme="majorBidi" w:cstheme="majorBidi"/>
                 <w:noProof/>
               </w:rPr>
               <w:t>Supplementary Requirements Descriptions</w:t>
             </w:r>
             <w:r>
               <w:rPr>
+                <w:rFonts w:asciiTheme="majorBidi" w:hAnsiTheme="majorBidi" w:cstheme="majorBidi"/>
                 <w:noProof/>
                 <w:webHidden/>
               </w:rPr>
@@ -244,6 +371,7 @@
             </w:r>
             <w:r>
               <w:rPr>
+                <w:rFonts w:asciiTheme="majorBidi" w:hAnsiTheme="majorBidi" w:cstheme="majorBidi"/>
                 <w:noProof/>
                 <w:webHidden/>
               </w:rPr>
@@ -251,6 +379,7 @@
             </w:r>
             <w:r>
               <w:rPr>
+                <w:rFonts w:asciiTheme="majorBidi" w:hAnsiTheme="majorBidi" w:cstheme="majorBidi"/>
                 <w:noProof/>
                 <w:webHidden/>
               </w:rPr>
@@ -258,12 +387,14 @@
             </w:r>
             <w:r>
               <w:rPr>
-                <w:noProof/>
-                <w:webHidden/>
-              </w:rPr>
-            </w:r>
-            <w:r>
-              <w:rPr>
+                <w:rFonts w:asciiTheme="majorBidi" w:hAnsiTheme="majorBidi" w:cstheme="majorBidi"/>
+                <w:noProof/>
+                <w:webHidden/>
+              </w:rPr>
+            </w:r>
+            <w:r>
+              <w:rPr>
+                <w:rFonts w:asciiTheme="majorBidi" w:hAnsiTheme="majorBidi" w:cstheme="majorBidi"/>
                 <w:noProof/>
                 <w:webHidden/>
               </w:rPr>
@@ -271,6 +402,7 @@
             </w:r>
             <w:r>
               <w:rPr>
+                <w:rFonts w:asciiTheme="majorBidi" w:hAnsiTheme="majorBidi" w:cstheme="majorBidi"/>
                 <w:noProof/>
                 <w:webHidden/>
               </w:rPr>
@@ -278,6 +410,7 @@
             </w:r>
             <w:r>
               <w:rPr>
+                <w:rFonts w:asciiTheme="majorBidi" w:hAnsiTheme="majorBidi" w:cstheme="majorBidi"/>
                 <w:noProof/>
                 <w:webHidden/>
               </w:rPr>
@@ -292,6 +425,7 @@
               <w:tab w:val="right" w:leader="dot" w:pos="9062"/>
             </w:tabs>
             <w:rPr>
+              <w:rFonts w:asciiTheme="majorBidi" w:hAnsiTheme="majorBidi" w:cstheme="majorBidi"/>
               <w:noProof/>
             </w:rPr>
           </w:pPr>
@@ -299,12 +433,14 @@
             <w:r>
               <w:rPr>
                 <w:rStyle w:val="Hyperlnk"/>
+                <w:rFonts w:asciiTheme="majorBidi" w:hAnsiTheme="majorBidi" w:cstheme="majorBidi"/>
                 <w:noProof/>
               </w:rPr>
               <w:t>S1. Backend Interoperability</w:t>
             </w:r>
             <w:r>
               <w:rPr>
+                <w:rFonts w:asciiTheme="majorBidi" w:hAnsiTheme="majorBidi" w:cstheme="majorBidi"/>
                 <w:noProof/>
                 <w:webHidden/>
               </w:rPr>
@@ -312,6 +448,7 @@
             </w:r>
             <w:r>
               <w:rPr>
+                <w:rFonts w:asciiTheme="majorBidi" w:hAnsiTheme="majorBidi" w:cstheme="majorBidi"/>
                 <w:noProof/>
                 <w:webHidden/>
               </w:rPr>
@@ -319,6 +456,7 @@
             </w:r>
             <w:r>
               <w:rPr>
+                <w:rFonts w:asciiTheme="majorBidi" w:hAnsiTheme="majorBidi" w:cstheme="majorBidi"/>
                 <w:noProof/>
                 <w:webHidden/>
               </w:rPr>
@@ -326,12 +464,14 @@
             </w:r>
             <w:r>
               <w:rPr>
-                <w:noProof/>
-                <w:webHidden/>
-              </w:rPr>
-            </w:r>
-            <w:r>
-              <w:rPr>
+                <w:rFonts w:asciiTheme="majorBidi" w:hAnsiTheme="majorBidi" w:cstheme="majorBidi"/>
+                <w:noProof/>
+                <w:webHidden/>
+              </w:rPr>
+            </w:r>
+            <w:r>
+              <w:rPr>
+                <w:rFonts w:asciiTheme="majorBidi" w:hAnsiTheme="majorBidi" w:cstheme="majorBidi"/>
                 <w:noProof/>
                 <w:webHidden/>
               </w:rPr>
@@ -339,6 +479,7 @@
             </w:r>
             <w:r>
               <w:rPr>
+                <w:rFonts w:asciiTheme="majorBidi" w:hAnsiTheme="majorBidi" w:cstheme="majorBidi"/>
                 <w:noProof/>
                 <w:webHidden/>
               </w:rPr>
@@ -346,6 +487,7 @@
             </w:r>
             <w:r>
               <w:rPr>
+                <w:rFonts w:asciiTheme="majorBidi" w:hAnsiTheme="majorBidi" w:cstheme="majorBidi"/>
                 <w:noProof/>
                 <w:webHidden/>
               </w:rPr>
@@ -360,6 +502,7 @@
               <w:tab w:val="right" w:leader="dot" w:pos="9062"/>
             </w:tabs>
             <w:rPr>
+              <w:rFonts w:asciiTheme="majorBidi" w:hAnsiTheme="majorBidi" w:cstheme="majorBidi"/>
               <w:noProof/>
             </w:rPr>
           </w:pPr>
@@ -367,12 +510,14 @@
             <w:r>
               <w:rPr>
                 <w:rStyle w:val="Hyperlnk"/>
+                <w:rFonts w:asciiTheme="majorBidi" w:hAnsiTheme="majorBidi" w:cstheme="majorBidi"/>
                 <w:noProof/>
               </w:rPr>
               <w:t>S2. Performance – Response Latency</w:t>
             </w:r>
             <w:r>
               <w:rPr>
+                <w:rFonts w:asciiTheme="majorBidi" w:hAnsiTheme="majorBidi" w:cstheme="majorBidi"/>
                 <w:noProof/>
                 <w:webHidden/>
               </w:rPr>
@@ -380,6 +525,7 @@
             </w:r>
             <w:r>
               <w:rPr>
+                <w:rFonts w:asciiTheme="majorBidi" w:hAnsiTheme="majorBidi" w:cstheme="majorBidi"/>
                 <w:noProof/>
                 <w:webHidden/>
               </w:rPr>
@@ -387,6 +533,7 @@
             </w:r>
             <w:r>
               <w:rPr>
+                <w:rFonts w:asciiTheme="majorBidi" w:hAnsiTheme="majorBidi" w:cstheme="majorBidi"/>
                 <w:noProof/>
                 <w:webHidden/>
               </w:rPr>
@@ -394,12 +541,14 @@
             </w:r>
             <w:r>
               <w:rPr>
-                <w:noProof/>
-                <w:webHidden/>
-              </w:rPr>
-            </w:r>
-            <w:r>
-              <w:rPr>
+                <w:rFonts w:asciiTheme="majorBidi" w:hAnsiTheme="majorBidi" w:cstheme="majorBidi"/>
+                <w:noProof/>
+                <w:webHidden/>
+              </w:rPr>
+            </w:r>
+            <w:r>
+              <w:rPr>
+                <w:rFonts w:asciiTheme="majorBidi" w:hAnsiTheme="majorBidi" w:cstheme="majorBidi"/>
                 <w:noProof/>
                 <w:webHidden/>
               </w:rPr>
@@ -407,6 +556,7 @@
             </w:r>
             <w:r>
               <w:rPr>
+                <w:rFonts w:asciiTheme="majorBidi" w:hAnsiTheme="majorBidi" w:cstheme="majorBidi"/>
                 <w:noProof/>
                 <w:webHidden/>
               </w:rPr>
@@ -414,6 +564,7 @@
             </w:r>
             <w:r>
               <w:rPr>
+                <w:rFonts w:asciiTheme="majorBidi" w:hAnsiTheme="majorBidi" w:cstheme="majorBidi"/>
                 <w:noProof/>
                 <w:webHidden/>
               </w:rPr>
@@ -428,6 +579,7 @@
               <w:tab w:val="right" w:leader="dot" w:pos="9062"/>
             </w:tabs>
             <w:rPr>
+              <w:rFonts w:asciiTheme="majorBidi" w:hAnsiTheme="majorBidi" w:cstheme="majorBidi"/>
               <w:noProof/>
             </w:rPr>
           </w:pPr>
@@ -435,12 +587,14 @@
             <w:r>
               <w:rPr>
                 <w:rStyle w:val="Hyperlnk"/>
+                <w:rFonts w:asciiTheme="majorBidi" w:hAnsiTheme="majorBidi" w:cstheme="majorBidi"/>
                 <w:noProof/>
               </w:rPr>
               <w:t>S3. Reliability – Simulation Stability</w:t>
             </w:r>
             <w:r>
               <w:rPr>
+                <w:rFonts w:asciiTheme="majorBidi" w:hAnsiTheme="majorBidi" w:cstheme="majorBidi"/>
                 <w:noProof/>
                 <w:webHidden/>
               </w:rPr>
@@ -448,6 +602,7 @@
             </w:r>
             <w:r>
               <w:rPr>
+                <w:rFonts w:asciiTheme="majorBidi" w:hAnsiTheme="majorBidi" w:cstheme="majorBidi"/>
                 <w:noProof/>
                 <w:webHidden/>
               </w:rPr>
@@ -455,6 +610,7 @@
             </w:r>
             <w:r>
               <w:rPr>
+                <w:rFonts w:asciiTheme="majorBidi" w:hAnsiTheme="majorBidi" w:cstheme="majorBidi"/>
                 <w:noProof/>
                 <w:webHidden/>
               </w:rPr>
@@ -462,12 +618,14 @@
             </w:r>
             <w:r>
               <w:rPr>
-                <w:noProof/>
-                <w:webHidden/>
-              </w:rPr>
-            </w:r>
-            <w:r>
-              <w:rPr>
+                <w:rFonts w:asciiTheme="majorBidi" w:hAnsiTheme="majorBidi" w:cstheme="majorBidi"/>
+                <w:noProof/>
+                <w:webHidden/>
+              </w:rPr>
+            </w:r>
+            <w:r>
+              <w:rPr>
+                <w:rFonts w:asciiTheme="majorBidi" w:hAnsiTheme="majorBidi" w:cstheme="majorBidi"/>
                 <w:noProof/>
                 <w:webHidden/>
               </w:rPr>
@@ -475,6 +633,7 @@
             </w:r>
             <w:r>
               <w:rPr>
+                <w:rFonts w:asciiTheme="majorBidi" w:hAnsiTheme="majorBidi" w:cstheme="majorBidi"/>
                 <w:noProof/>
                 <w:webHidden/>
               </w:rPr>
@@ -482,6 +641,7 @@
             </w:r>
             <w:r>
               <w:rPr>
+                <w:rFonts w:asciiTheme="majorBidi" w:hAnsiTheme="majorBidi" w:cstheme="majorBidi"/>
                 <w:noProof/>
                 <w:webHidden/>
               </w:rPr>
@@ -496,6 +656,7 @@
               <w:tab w:val="right" w:leader="dot" w:pos="9062"/>
             </w:tabs>
             <w:rPr>
+              <w:rFonts w:asciiTheme="majorBidi" w:hAnsiTheme="majorBidi" w:cstheme="majorBidi"/>
               <w:noProof/>
             </w:rPr>
           </w:pPr>
@@ -503,12 +664,14 @@
             <w:r>
               <w:rPr>
                 <w:rStyle w:val="Hyperlnk"/>
+                <w:rFonts w:asciiTheme="majorBidi" w:hAnsiTheme="majorBidi" w:cstheme="majorBidi"/>
                 <w:noProof/>
               </w:rPr>
               <w:t>S4. Design Language – UML Standards</w:t>
             </w:r>
             <w:r>
               <w:rPr>
+                <w:rFonts w:asciiTheme="majorBidi" w:hAnsiTheme="majorBidi" w:cstheme="majorBidi"/>
                 <w:noProof/>
                 <w:webHidden/>
               </w:rPr>
@@ -516,6 +679,7 @@
             </w:r>
             <w:r>
               <w:rPr>
+                <w:rFonts w:asciiTheme="majorBidi" w:hAnsiTheme="majorBidi" w:cstheme="majorBidi"/>
                 <w:noProof/>
                 <w:webHidden/>
               </w:rPr>
@@ -523,6 +687,7 @@
             </w:r>
             <w:r>
               <w:rPr>
+                <w:rFonts w:asciiTheme="majorBidi" w:hAnsiTheme="majorBidi" w:cstheme="majorBidi"/>
                 <w:noProof/>
                 <w:webHidden/>
               </w:rPr>
@@ -530,12 +695,14 @@
             </w:r>
             <w:r>
               <w:rPr>
-                <w:noProof/>
-                <w:webHidden/>
-              </w:rPr>
-            </w:r>
-            <w:r>
-              <w:rPr>
+                <w:rFonts w:asciiTheme="majorBidi" w:hAnsiTheme="majorBidi" w:cstheme="majorBidi"/>
+                <w:noProof/>
+                <w:webHidden/>
+              </w:rPr>
+            </w:r>
+            <w:r>
+              <w:rPr>
+                <w:rFonts w:asciiTheme="majorBidi" w:hAnsiTheme="majorBidi" w:cstheme="majorBidi"/>
                 <w:noProof/>
                 <w:webHidden/>
               </w:rPr>
@@ -543,6 +710,7 @@
             </w:r>
             <w:r>
               <w:rPr>
+                <w:rFonts w:asciiTheme="majorBidi" w:hAnsiTheme="majorBidi" w:cstheme="majorBidi"/>
                 <w:noProof/>
                 <w:webHidden/>
               </w:rPr>
@@ -550,6 +718,7 @@
             </w:r>
             <w:r>
               <w:rPr>
+                <w:rFonts w:asciiTheme="majorBidi" w:hAnsiTheme="majorBidi" w:cstheme="majorBidi"/>
                 <w:noProof/>
                 <w:webHidden/>
               </w:rPr>
@@ -564,6 +733,7 @@
               <w:tab w:val="right" w:leader="dot" w:pos="9062"/>
             </w:tabs>
             <w:rPr>
+              <w:rFonts w:asciiTheme="majorBidi" w:hAnsiTheme="majorBidi" w:cstheme="majorBidi"/>
               <w:noProof/>
             </w:rPr>
           </w:pPr>
@@ -571,12 +741,14 @@
             <w:r>
               <w:rPr>
                 <w:rStyle w:val="Hyperlnk"/>
+                <w:rFonts w:asciiTheme="majorBidi" w:hAnsiTheme="majorBidi" w:cstheme="majorBidi"/>
                 <w:noProof/>
               </w:rPr>
               <w:t>S5. Fault Handling and State Recovery</w:t>
             </w:r>
             <w:r>
               <w:rPr>
+                <w:rFonts w:asciiTheme="majorBidi" w:hAnsiTheme="majorBidi" w:cstheme="majorBidi"/>
                 <w:noProof/>
                 <w:webHidden/>
               </w:rPr>
@@ -584,6 +756,7 @@
             </w:r>
             <w:r>
               <w:rPr>
+                <w:rFonts w:asciiTheme="majorBidi" w:hAnsiTheme="majorBidi" w:cstheme="majorBidi"/>
                 <w:noProof/>
                 <w:webHidden/>
               </w:rPr>
@@ -591,6 +764,7 @@
             </w:r>
             <w:r>
               <w:rPr>
+                <w:rFonts w:asciiTheme="majorBidi" w:hAnsiTheme="majorBidi" w:cstheme="majorBidi"/>
                 <w:noProof/>
                 <w:webHidden/>
               </w:rPr>
@@ -598,12 +772,14 @@
             </w:r>
             <w:r>
               <w:rPr>
-                <w:noProof/>
-                <w:webHidden/>
-              </w:rPr>
-            </w:r>
-            <w:r>
-              <w:rPr>
+                <w:rFonts w:asciiTheme="majorBidi" w:hAnsiTheme="majorBidi" w:cstheme="majorBidi"/>
+                <w:noProof/>
+                <w:webHidden/>
+              </w:rPr>
+            </w:r>
+            <w:r>
+              <w:rPr>
+                <w:rFonts w:asciiTheme="majorBidi" w:hAnsiTheme="majorBidi" w:cstheme="majorBidi"/>
                 <w:noProof/>
                 <w:webHidden/>
               </w:rPr>
@@ -611,6 +787,7 @@
             </w:r>
             <w:r>
               <w:rPr>
+                <w:rFonts w:asciiTheme="majorBidi" w:hAnsiTheme="majorBidi" w:cstheme="majorBidi"/>
                 <w:noProof/>
                 <w:webHidden/>
               </w:rPr>
@@ -618,6 +795,7 @@
             </w:r>
             <w:r>
               <w:rPr>
+                <w:rFonts w:asciiTheme="majorBidi" w:hAnsiTheme="majorBidi" w:cstheme="majorBidi"/>
                 <w:noProof/>
                 <w:webHidden/>
               </w:rPr>
@@ -632,6 +810,7 @@
               <w:tab w:val="right" w:leader="dot" w:pos="9062"/>
             </w:tabs>
             <w:rPr>
+              <w:rFonts w:asciiTheme="majorBidi" w:hAnsiTheme="majorBidi" w:cstheme="majorBidi"/>
               <w:noProof/>
             </w:rPr>
           </w:pPr>
@@ -639,12 +818,14 @@
             <w:r>
               <w:rPr>
                 <w:rStyle w:val="Hyperlnk"/>
+                <w:rFonts w:asciiTheme="majorBidi" w:hAnsiTheme="majorBidi" w:cstheme="majorBidi"/>
                 <w:noProof/>
               </w:rPr>
               <w:t>S6. Multiple Device Support</w:t>
             </w:r>
             <w:r>
               <w:rPr>
+                <w:rFonts w:asciiTheme="majorBidi" w:hAnsiTheme="majorBidi" w:cstheme="majorBidi"/>
                 <w:noProof/>
                 <w:webHidden/>
               </w:rPr>
@@ -652,6 +833,7 @@
             </w:r>
             <w:r>
               <w:rPr>
+                <w:rFonts w:asciiTheme="majorBidi" w:hAnsiTheme="majorBidi" w:cstheme="majorBidi"/>
                 <w:noProof/>
                 <w:webHidden/>
               </w:rPr>
@@ -659,6 +841,7 @@
             </w:r>
             <w:r>
               <w:rPr>
+                <w:rFonts w:asciiTheme="majorBidi" w:hAnsiTheme="majorBidi" w:cstheme="majorBidi"/>
                 <w:noProof/>
                 <w:webHidden/>
               </w:rPr>
@@ -666,12 +849,14 @@
             </w:r>
             <w:r>
               <w:rPr>
-                <w:noProof/>
-                <w:webHidden/>
-              </w:rPr>
-            </w:r>
-            <w:r>
-              <w:rPr>
+                <w:rFonts w:asciiTheme="majorBidi" w:hAnsiTheme="majorBidi" w:cstheme="majorBidi"/>
+                <w:noProof/>
+                <w:webHidden/>
+              </w:rPr>
+            </w:r>
+            <w:r>
+              <w:rPr>
+                <w:rFonts w:asciiTheme="majorBidi" w:hAnsiTheme="majorBidi" w:cstheme="majorBidi"/>
                 <w:noProof/>
                 <w:webHidden/>
               </w:rPr>
@@ -679,6 +864,7 @@
             </w:r>
             <w:r>
               <w:rPr>
+                <w:rFonts w:asciiTheme="majorBidi" w:hAnsiTheme="majorBidi" w:cstheme="majorBidi"/>
                 <w:noProof/>
                 <w:webHidden/>
               </w:rPr>
@@ -686,6 +872,7 @@
             </w:r>
             <w:r>
               <w:rPr>
+                <w:rFonts w:asciiTheme="majorBidi" w:hAnsiTheme="majorBidi" w:cstheme="majorBidi"/>
                 <w:noProof/>
                 <w:webHidden/>
               </w:rPr>
@@ -700,6 +887,7 @@
               <w:tab w:val="right" w:leader="dot" w:pos="9062"/>
             </w:tabs>
             <w:rPr>
+              <w:rFonts w:asciiTheme="majorBidi" w:hAnsiTheme="majorBidi" w:cstheme="majorBidi"/>
               <w:noProof/>
             </w:rPr>
           </w:pPr>
@@ -707,12 +895,14 @@
             <w:r>
               <w:rPr>
                 <w:rStyle w:val="Hyperlnk"/>
+                <w:rFonts w:asciiTheme="majorBidi" w:hAnsiTheme="majorBidi" w:cstheme="majorBidi"/>
                 <w:noProof/>
               </w:rPr>
               <w:t>Figures</w:t>
             </w:r>
             <w:r>
               <w:rPr>
+                <w:rFonts w:asciiTheme="majorBidi" w:hAnsiTheme="majorBidi" w:cstheme="majorBidi"/>
                 <w:noProof/>
                 <w:webHidden/>
               </w:rPr>
@@ -720,6 +910,7 @@
             </w:r>
             <w:r>
               <w:rPr>
+                <w:rFonts w:asciiTheme="majorBidi" w:hAnsiTheme="majorBidi" w:cstheme="majorBidi"/>
                 <w:noProof/>
                 <w:webHidden/>
               </w:rPr>
@@ -727,6 +918,7 @@
             </w:r>
             <w:r>
               <w:rPr>
+                <w:rFonts w:asciiTheme="majorBidi" w:hAnsiTheme="majorBidi" w:cstheme="majorBidi"/>
                 <w:noProof/>
                 <w:webHidden/>
               </w:rPr>
@@ -734,12 +926,14 @@
             </w:r>
             <w:r>
               <w:rPr>
-                <w:noProof/>
-                <w:webHidden/>
-              </w:rPr>
-            </w:r>
-            <w:r>
-              <w:rPr>
+                <w:rFonts w:asciiTheme="majorBidi" w:hAnsiTheme="majorBidi" w:cstheme="majorBidi"/>
+                <w:noProof/>
+                <w:webHidden/>
+              </w:rPr>
+            </w:r>
+            <w:r>
+              <w:rPr>
+                <w:rFonts w:asciiTheme="majorBidi" w:hAnsiTheme="majorBidi" w:cstheme="majorBidi"/>
                 <w:noProof/>
                 <w:webHidden/>
               </w:rPr>
@@ -747,6 +941,7 @@
             </w:r>
             <w:r>
               <w:rPr>
+                <w:rFonts w:asciiTheme="majorBidi" w:hAnsiTheme="majorBidi" w:cstheme="majorBidi"/>
                 <w:noProof/>
                 <w:webHidden/>
               </w:rPr>
@@ -754,6 +949,7 @@
             </w:r>
             <w:r>
               <w:rPr>
+                <w:rFonts w:asciiTheme="majorBidi" w:hAnsiTheme="majorBidi" w:cstheme="majorBidi"/>
                 <w:noProof/>
                 <w:webHidden/>
               </w:rPr>
@@ -768,6 +964,7 @@
               <w:tab w:val="right" w:leader="dot" w:pos="9062"/>
             </w:tabs>
             <w:rPr>
+              <w:rFonts w:asciiTheme="majorBidi" w:hAnsiTheme="majorBidi" w:cstheme="majorBidi"/>
               <w:noProof/>
             </w:rPr>
           </w:pPr>
@@ -775,12 +972,14 @@
             <w:r>
               <w:rPr>
                 <w:rStyle w:val="Hyperlnk"/>
+                <w:rFonts w:asciiTheme="majorBidi" w:hAnsiTheme="majorBidi" w:cstheme="majorBidi"/>
                 <w:noProof/>
               </w:rPr>
               <w:t>References:</w:t>
             </w:r>
             <w:r>
               <w:rPr>
+                <w:rFonts w:asciiTheme="majorBidi" w:hAnsiTheme="majorBidi" w:cstheme="majorBidi"/>
                 <w:noProof/>
                 <w:webHidden/>
               </w:rPr>
@@ -788,6 +987,7 @@
             </w:r>
             <w:r>
               <w:rPr>
+                <w:rFonts w:asciiTheme="majorBidi" w:hAnsiTheme="majorBidi" w:cstheme="majorBidi"/>
                 <w:noProof/>
                 <w:webHidden/>
               </w:rPr>
@@ -795,6 +995,7 @@
             </w:r>
             <w:r>
               <w:rPr>
+                <w:rFonts w:asciiTheme="majorBidi" w:hAnsiTheme="majorBidi" w:cstheme="majorBidi"/>
                 <w:noProof/>
                 <w:webHidden/>
               </w:rPr>
@@ -802,12 +1003,14 @@
             </w:r>
             <w:r>
               <w:rPr>
-                <w:noProof/>
-                <w:webHidden/>
-              </w:rPr>
-            </w:r>
-            <w:r>
-              <w:rPr>
+                <w:rFonts w:asciiTheme="majorBidi" w:hAnsiTheme="majorBidi" w:cstheme="majorBidi"/>
+                <w:noProof/>
+                <w:webHidden/>
+              </w:rPr>
+            </w:r>
+            <w:r>
+              <w:rPr>
+                <w:rFonts w:asciiTheme="majorBidi" w:hAnsiTheme="majorBidi" w:cstheme="majorBidi"/>
                 <w:noProof/>
                 <w:webHidden/>
               </w:rPr>
@@ -815,6 +1018,7 @@
             </w:r>
             <w:r>
               <w:rPr>
+                <w:rFonts w:asciiTheme="majorBidi" w:hAnsiTheme="majorBidi" w:cstheme="majorBidi"/>
                 <w:noProof/>
                 <w:webHidden/>
               </w:rPr>
@@ -822,6 +1026,7 @@
             </w:r>
             <w:r>
               <w:rPr>
+                <w:rFonts w:asciiTheme="majorBidi" w:hAnsiTheme="majorBidi" w:cstheme="majorBidi"/>
                 <w:noProof/>
                 <w:webHidden/>
               </w:rPr>
@@ -830,8 +1035,14 @@
           </w:hyperlink>
         </w:p>
         <w:p>
+          <w:pPr>
+            <w:rPr>
+              <w:rFonts w:asciiTheme="majorBidi" w:hAnsiTheme="majorBidi" w:cstheme="majorBidi"/>
+            </w:rPr>
+          </w:pPr>
           <w:r>
             <w:rPr>
+              <w:rFonts w:asciiTheme="majorBidi" w:hAnsiTheme="majorBidi" w:cstheme="majorBidi"/>
               <w:b/>
               <w:bCs/>
             </w:rPr>
@@ -847,14 +1058,28 @@
           <w:tab w:val="right" w:leader="dot" w:pos="9071"/>
         </w:tabs>
         <w:spacing w:before="60"/>
-      </w:pPr>
-    </w:p>
-    <w:p/>
-    <w:p>
+        <w:rPr>
+          <w:rFonts w:asciiTheme="majorBidi" w:hAnsiTheme="majorBidi" w:cstheme="majorBidi"/>
+        </w:rPr>
+      </w:pPr>
+    </w:p>
+    <w:p>
+      <w:pPr>
+        <w:rPr>
+          <w:rFonts w:asciiTheme="majorBidi" w:hAnsiTheme="majorBidi" w:cstheme="majorBidi"/>
+        </w:rPr>
+      </w:pPr>
+    </w:p>
+    <w:p>
+      <w:pPr>
+        <w:rPr>
+          <w:rFonts w:asciiTheme="majorBidi" w:hAnsiTheme="majorBidi" w:cstheme="majorBidi"/>
+        </w:rPr>
+      </w:pPr>
       <w:proofErr w:type="spellStart"/>
       <w:r>
         <w:rPr>
-          <w:rFonts w:ascii="Arial" w:eastAsia="Arial" w:hAnsi="Arial" w:cs="Arial"/>
+          <w:rFonts w:asciiTheme="majorBidi" w:eastAsia="Arial" w:hAnsiTheme="majorBidi" w:cstheme="majorBidi"/>
           <w:b/>
           <w:bCs/>
           <w:sz w:val="32"/>
@@ -865,7 +1090,7 @@
       <w:proofErr w:type="spellEnd"/>
       <w:r>
         <w:rPr>
-          <w:rFonts w:ascii="Arial" w:eastAsia="Arial" w:hAnsi="Arial" w:cs="Arial"/>
+          <w:rFonts w:asciiTheme="majorBidi" w:eastAsia="Arial" w:hAnsiTheme="majorBidi" w:cstheme="majorBidi"/>
           <w:b/>
           <w:bCs/>
           <w:sz w:val="32"/>
@@ -874,20 +1099,38 @@
         <w:t xml:space="preserve"> – IoT</w:t>
       </w:r>
     </w:p>
-    <w:p/>
+    <w:p>
+      <w:pPr>
+        <w:rPr>
+          <w:rFonts w:asciiTheme="majorBidi" w:hAnsiTheme="majorBidi" w:cstheme="majorBidi"/>
+        </w:rPr>
+      </w:pPr>
+    </w:p>
     <w:p>
       <w:pPr>
         <w:pStyle w:val="Rubrik1"/>
+        <w:rPr>
+          <w:rFonts w:asciiTheme="majorBidi" w:hAnsiTheme="majorBidi" w:cstheme="majorBidi"/>
+        </w:rPr>
       </w:pPr>
       <w:bookmarkStart w:id="1" w:name="_heading=h.axuyzttzezvi" w:colFirst="0" w:colLast="0"/>
       <w:bookmarkStart w:id="2" w:name="_Toc236045223"/>
       <w:bookmarkEnd w:id="1"/>
       <w:r>
+        <w:rPr>
+          <w:rFonts w:asciiTheme="majorBidi" w:hAnsiTheme="majorBidi" w:cstheme="majorBidi"/>
+        </w:rPr>
         <w:t>Revision History</w:t>
       </w:r>
       <w:bookmarkEnd w:id="2"/>
     </w:p>
-    <w:p/>
+    <w:p>
+      <w:pPr>
+        <w:rPr>
+          <w:rFonts w:asciiTheme="majorBidi" w:hAnsiTheme="majorBidi" w:cstheme="majorBidi"/>
+        </w:rPr>
+      </w:pPr>
+    </w:p>
     <w:tbl>
       <w:tblPr>
         <w:tblStyle w:val="a"/>
@@ -933,6 +1176,7 @@
               <w:spacing w:after="120"/>
               <w:jc w:val="center"/>
               <w:rPr>
+                <w:rFonts w:asciiTheme="majorBidi" w:hAnsiTheme="majorBidi" w:cstheme="majorBidi"/>
                 <w:b/>
                 <w:bCs/>
                 <w:color w:val="000000"/>
@@ -942,6 +1186,7 @@
             </w:pPr>
             <w:r>
               <w:rPr>
+                <w:rFonts w:asciiTheme="majorBidi" w:hAnsiTheme="majorBidi" w:cstheme="majorBidi"/>
                 <w:b/>
                 <w:bCs/>
                 <w:color w:val="000000"/>
@@ -974,6 +1219,7 @@
               <w:spacing w:after="120"/>
               <w:jc w:val="center"/>
               <w:rPr>
+                <w:rFonts w:asciiTheme="majorBidi" w:hAnsiTheme="majorBidi" w:cstheme="majorBidi"/>
                 <w:b/>
                 <w:bCs/>
                 <w:color w:val="000000"/>
@@ -983,6 +1229,7 @@
             </w:pPr>
             <w:r>
               <w:rPr>
+                <w:rFonts w:asciiTheme="majorBidi" w:hAnsiTheme="majorBidi" w:cstheme="majorBidi"/>
                 <w:b/>
                 <w:bCs/>
                 <w:color w:val="000000"/>
@@ -1015,6 +1262,7 @@
               <w:spacing w:after="120"/>
               <w:jc w:val="center"/>
               <w:rPr>
+                <w:rFonts w:asciiTheme="majorBidi" w:hAnsiTheme="majorBidi" w:cstheme="majorBidi"/>
                 <w:b/>
                 <w:bCs/>
                 <w:color w:val="000000"/>
@@ -1024,6 +1272,7 @@
             </w:pPr>
             <w:r>
               <w:rPr>
+                <w:rFonts w:asciiTheme="majorBidi" w:hAnsiTheme="majorBidi" w:cstheme="majorBidi"/>
                 <w:b/>
                 <w:bCs/>
                 <w:color w:val="000000"/>
@@ -1056,6 +1305,7 @@
               <w:spacing w:after="120"/>
               <w:jc w:val="center"/>
               <w:rPr>
+                <w:rFonts w:asciiTheme="majorBidi" w:hAnsiTheme="majorBidi" w:cstheme="majorBidi"/>
                 <w:b/>
                 <w:bCs/>
                 <w:color w:val="000000"/>
@@ -1065,6 +1315,7 @@
             </w:pPr>
             <w:r>
               <w:rPr>
+                <w:rFonts w:asciiTheme="majorBidi" w:hAnsiTheme="majorBidi" w:cstheme="majorBidi"/>
                 <w:b/>
                 <w:bCs/>
                 <w:color w:val="000000"/>
@@ -1098,6 +1349,7 @@
               </w:pBdr>
               <w:spacing w:after="120"/>
               <w:rPr>
+                <w:rFonts w:asciiTheme="majorBidi" w:hAnsiTheme="majorBidi" w:cstheme="majorBidi"/>
                 <w:color w:val="000000"/>
                 <w:sz w:val="20"/>
                 <w:szCs w:val="20"/>
@@ -1105,6 +1357,7 @@
             </w:pPr>
             <w:r>
               <w:rPr>
+                <w:rFonts w:asciiTheme="majorBidi" w:hAnsiTheme="majorBidi" w:cstheme="majorBidi"/>
                 <w:color w:val="000000"/>
                 <w:sz w:val="20"/>
                 <w:szCs w:val="20"/>
@@ -1134,6 +1387,7 @@
               </w:pBdr>
               <w:spacing w:after="120"/>
               <w:rPr>
+                <w:rFonts w:asciiTheme="majorBidi" w:hAnsiTheme="majorBidi" w:cstheme="majorBidi"/>
                 <w:color w:val="000000"/>
                 <w:sz w:val="20"/>
                 <w:szCs w:val="20"/>
@@ -1141,6 +1395,7 @@
             </w:pPr>
             <w:r>
               <w:rPr>
+                <w:rFonts w:asciiTheme="majorBidi" w:hAnsiTheme="majorBidi" w:cstheme="majorBidi"/>
                 <w:color w:val="000000"/>
                 <w:sz w:val="20"/>
                 <w:szCs w:val="20"/>
@@ -1170,6 +1425,7 @@
               </w:pBdr>
               <w:spacing w:after="120"/>
               <w:rPr>
+                <w:rFonts w:asciiTheme="majorBidi" w:hAnsiTheme="majorBidi" w:cstheme="majorBidi"/>
                 <w:color w:val="000000"/>
                 <w:sz w:val="20"/>
                 <w:szCs w:val="20"/>
@@ -1177,6 +1433,7 @@
             </w:pPr>
             <w:r>
               <w:rPr>
+                <w:rFonts w:asciiTheme="majorBidi" w:hAnsiTheme="majorBidi" w:cstheme="majorBidi"/>
                 <w:color w:val="000000"/>
                 <w:sz w:val="20"/>
                 <w:szCs w:val="20"/>
@@ -1186,6 +1443,7 @@
             <w:proofErr w:type="spellStart"/>
             <w:r>
               <w:rPr>
+                <w:rFonts w:asciiTheme="majorBidi" w:hAnsiTheme="majorBidi" w:cstheme="majorBidi"/>
                 <w:color w:val="000000"/>
                 <w:sz w:val="20"/>
                 <w:szCs w:val="20"/>
@@ -1195,6 +1453,7 @@
             <w:proofErr w:type="spellEnd"/>
             <w:r>
               <w:rPr>
+                <w:rFonts w:asciiTheme="majorBidi" w:hAnsiTheme="majorBidi" w:cstheme="majorBidi"/>
                 <w:color w:val="000000"/>
                 <w:sz w:val="20"/>
                 <w:szCs w:val="20"/>
@@ -1224,6 +1483,7 @@
               </w:pBdr>
               <w:spacing w:after="120"/>
               <w:rPr>
+                <w:rFonts w:asciiTheme="majorBidi" w:hAnsiTheme="majorBidi" w:cstheme="majorBidi"/>
                 <w:color w:val="000000"/>
                 <w:sz w:val="20"/>
                 <w:szCs w:val="20"/>
@@ -1231,6 +1491,7 @@
             </w:pPr>
             <w:r>
               <w:rPr>
+                <w:rFonts w:asciiTheme="majorBidi" w:hAnsiTheme="majorBidi" w:cstheme="majorBidi"/>
                 <w:color w:val="000000"/>
                 <w:sz w:val="20"/>
                 <w:szCs w:val="20"/>
@@ -1244,16 +1505,25 @@
     <w:p>
       <w:pPr>
         <w:pStyle w:val="Rubrik3"/>
+        <w:rPr>
+          <w:rFonts w:asciiTheme="majorBidi" w:hAnsiTheme="majorBidi" w:cstheme="majorBidi"/>
+        </w:rPr>
       </w:pPr>
     </w:p>
     <w:p>
       <w:pPr>
         <w:pStyle w:val="Rubrik1"/>
+        <w:rPr>
+          <w:rFonts w:asciiTheme="majorBidi" w:hAnsiTheme="majorBidi" w:cstheme="majorBidi"/>
+        </w:rPr>
       </w:pPr>
       <w:bookmarkStart w:id="3" w:name="_heading=h.tzclpqx647xv" w:colFirst="0" w:colLast="0"/>
       <w:bookmarkStart w:id="4" w:name="_Toc236045224"/>
       <w:bookmarkEnd w:id="3"/>
       <w:r>
+        <w:rPr>
+          <w:rFonts w:asciiTheme="majorBidi" w:hAnsiTheme="majorBidi" w:cstheme="majorBidi"/>
+        </w:rPr>
         <w:t>Supplementary Requirements List</w:t>
       </w:r>
       <w:bookmarkEnd w:id="4"/>
@@ -1309,7 +1579,7 @@
               </w:tabs>
               <w:spacing w:before="120" w:after="120"/>
               <w:rPr>
-                <w:rFonts w:ascii="Arial" w:eastAsia="Arial" w:hAnsi="Arial" w:cs="Arial"/>
+                <w:rFonts w:asciiTheme="majorBidi" w:eastAsia="Arial" w:hAnsiTheme="majorBidi" w:cstheme="majorBidi"/>
                 <w:b/>
                 <w:bCs/>
                 <w:color w:val="000000"/>
@@ -1319,7 +1589,7 @@
             </w:pPr>
             <w:r>
               <w:rPr>
-                <w:rFonts w:ascii="Arial" w:eastAsia="Arial" w:hAnsi="Arial" w:cs="Arial"/>
+                <w:rFonts w:asciiTheme="majorBidi" w:eastAsia="Arial" w:hAnsiTheme="majorBidi" w:cstheme="majorBidi"/>
                 <w:b/>
                 <w:bCs/>
                 <w:color w:val="000000"/>
@@ -1357,7 +1627,7 @@
               <w:spacing w:before="120" w:after="120"/>
               <w:jc w:val="center"/>
               <w:rPr>
-                <w:rFonts w:ascii="Arial" w:eastAsia="Arial" w:hAnsi="Arial" w:cs="Arial"/>
+                <w:rFonts w:asciiTheme="majorBidi" w:eastAsia="Arial" w:hAnsiTheme="majorBidi" w:cstheme="majorBidi"/>
                 <w:b/>
                 <w:bCs/>
                 <w:color w:val="000000"/>
@@ -1367,7 +1637,7 @@
             </w:pPr>
             <w:r>
               <w:rPr>
-                <w:rFonts w:ascii="Arial" w:eastAsia="Arial" w:hAnsi="Arial" w:cs="Arial"/>
+                <w:rFonts w:asciiTheme="majorBidi" w:eastAsia="Arial" w:hAnsiTheme="majorBidi" w:cstheme="majorBidi"/>
                 <w:b/>
                 <w:bCs/>
                 <w:color w:val="000000"/>
@@ -1394,15 +1664,21 @@
           <w:p>
             <w:pPr>
               <w:spacing w:before="120" w:after="120"/>
+              <w:rPr>
+                <w:rFonts w:asciiTheme="majorBidi" w:hAnsiTheme="majorBidi" w:cstheme="majorBidi"/>
+              </w:rPr>
             </w:pPr>
             <w:r>
+              <w:rPr>
+                <w:rFonts w:asciiTheme="majorBidi" w:hAnsiTheme="majorBidi" w:cstheme="majorBidi"/>
+              </w:rPr>
               <w:t>S1.</w:t>
             </w:r>
             <w:r>
-              <w:t xml:space="preserve"> </w:t>
-            </w:r>
-            <w:r>
-              <w:t>Backend Interoperability</w:t>
+              <w:rPr>
+                <w:rFonts w:asciiTheme="majorBidi" w:hAnsiTheme="majorBidi" w:cstheme="majorBidi"/>
+              </w:rPr>
+              <w:t xml:space="preserve"> Backend Interoperability</w:t>
             </w:r>
           </w:p>
         </w:tc>
@@ -1431,6 +1707,7 @@
               <w:spacing w:before="120" w:after="120"/>
               <w:jc w:val="center"/>
               <w:rPr>
+                <w:rFonts w:asciiTheme="majorBidi" w:hAnsiTheme="majorBidi" w:cstheme="majorBidi"/>
                 <w:color w:val="000000"/>
                 <w:sz w:val="20"/>
                 <w:szCs w:val="20"/>
@@ -1438,6 +1715,7 @@
             </w:pPr>
             <w:r>
               <w:rPr>
+                <w:rFonts w:asciiTheme="majorBidi" w:hAnsiTheme="majorBidi" w:cstheme="majorBidi"/>
                 <w:color w:val="000000"/>
                 <w:sz w:val="20"/>
                 <w:szCs w:val="20"/>
@@ -1462,16 +1740,22 @@
           <w:p>
             <w:pPr>
               <w:spacing w:before="120" w:after="120"/>
+              <w:rPr>
+                <w:rFonts w:asciiTheme="majorBidi" w:hAnsiTheme="majorBidi" w:cstheme="majorBidi"/>
+              </w:rPr>
             </w:pPr>
             <w:r>
+              <w:rPr>
+                <w:rFonts w:asciiTheme="majorBidi" w:hAnsiTheme="majorBidi" w:cstheme="majorBidi"/>
+              </w:rPr>
               <w:lastRenderedPageBreak/>
               <w:t>S2.</w:t>
             </w:r>
             <w:r>
-              <w:t xml:space="preserve"> </w:t>
-            </w:r>
-            <w:r>
-              <w:t>Performance – Response Latency</w:t>
+              <w:rPr>
+                <w:rFonts w:asciiTheme="majorBidi" w:hAnsiTheme="majorBidi" w:cstheme="majorBidi"/>
+              </w:rPr>
+              <w:t xml:space="preserve"> Performance – Response Latency</w:t>
             </w:r>
           </w:p>
         </w:tc>
@@ -1500,6 +1784,7 @@
               <w:spacing w:before="120" w:after="120"/>
               <w:jc w:val="center"/>
               <w:rPr>
+                <w:rFonts w:asciiTheme="majorBidi" w:hAnsiTheme="majorBidi" w:cstheme="majorBidi"/>
                 <w:color w:val="000000"/>
                 <w:sz w:val="20"/>
                 <w:szCs w:val="20"/>
@@ -1507,6 +1792,7 @@
             </w:pPr>
             <w:r>
               <w:rPr>
+                <w:rFonts w:asciiTheme="majorBidi" w:hAnsiTheme="majorBidi" w:cstheme="majorBidi"/>
                 <w:sz w:val="20"/>
                 <w:szCs w:val="20"/>
               </w:rPr>
@@ -1528,10 +1814,21 @@
             </w:tcMar>
           </w:tcPr>
           <w:p>
-            <w:r>
+            <w:pPr>
+              <w:rPr>
+                <w:rFonts w:asciiTheme="majorBidi" w:hAnsiTheme="majorBidi" w:cstheme="majorBidi"/>
+              </w:rPr>
+            </w:pPr>
+            <w:r>
+              <w:rPr>
+                <w:rFonts w:asciiTheme="majorBidi" w:hAnsiTheme="majorBidi" w:cstheme="majorBidi"/>
+              </w:rPr>
               <w:t xml:space="preserve">S3. </w:t>
             </w:r>
             <w:r>
+              <w:rPr>
+                <w:rFonts w:asciiTheme="majorBidi" w:hAnsiTheme="majorBidi" w:cstheme="majorBidi"/>
+              </w:rPr>
               <w:t>Reliability – Simulation Stability</w:t>
             </w:r>
           </w:p>
@@ -1560,6 +1857,7 @@
               </w:tabs>
               <w:jc w:val="center"/>
               <w:rPr>
+                <w:rFonts w:asciiTheme="majorBidi" w:hAnsiTheme="majorBidi" w:cstheme="majorBidi"/>
                 <w:color w:val="000000"/>
                 <w:sz w:val="20"/>
                 <w:szCs w:val="20"/>
@@ -1567,6 +1865,7 @@
             </w:pPr>
             <w:r>
               <w:rPr>
+                <w:rFonts w:asciiTheme="majorBidi" w:hAnsiTheme="majorBidi" w:cstheme="majorBidi"/>
                 <w:color w:val="000000"/>
                 <w:sz w:val="20"/>
                 <w:szCs w:val="20"/>
@@ -1589,10 +1888,21 @@
             </w:tcMar>
           </w:tcPr>
           <w:p>
-            <w:r>
+            <w:pPr>
+              <w:rPr>
+                <w:rFonts w:asciiTheme="majorBidi" w:hAnsiTheme="majorBidi" w:cstheme="majorBidi"/>
+              </w:rPr>
+            </w:pPr>
+            <w:r>
+              <w:rPr>
+                <w:rFonts w:asciiTheme="majorBidi" w:hAnsiTheme="majorBidi" w:cstheme="majorBidi"/>
+              </w:rPr>
               <w:t xml:space="preserve">S4. </w:t>
             </w:r>
             <w:r>
+              <w:rPr>
+                <w:rFonts w:asciiTheme="majorBidi" w:hAnsiTheme="majorBidi" w:cstheme="majorBidi"/>
+              </w:rPr>
               <w:t>Design Language – UML Standards</w:t>
             </w:r>
           </w:p>
@@ -1621,6 +1931,7 @@
               </w:tabs>
               <w:jc w:val="center"/>
               <w:rPr>
+                <w:rFonts w:asciiTheme="majorBidi" w:hAnsiTheme="majorBidi" w:cstheme="majorBidi"/>
                 <w:color w:val="000000"/>
                 <w:sz w:val="20"/>
                 <w:szCs w:val="20"/>
@@ -1628,6 +1939,7 @@
             </w:pPr>
             <w:r>
               <w:rPr>
+                <w:rFonts w:asciiTheme="majorBidi" w:hAnsiTheme="majorBidi" w:cstheme="majorBidi"/>
                 <w:sz w:val="20"/>
                 <w:szCs w:val="20"/>
               </w:rPr>
@@ -1649,14 +1961,22 @@
             </w:tcMar>
           </w:tcPr>
           <w:p>
-            <w:r>
+            <w:pPr>
+              <w:rPr>
+                <w:rFonts w:asciiTheme="majorBidi" w:hAnsiTheme="majorBidi" w:cstheme="majorBidi"/>
+              </w:rPr>
+            </w:pPr>
+            <w:r>
+              <w:rPr>
+                <w:rFonts w:asciiTheme="majorBidi" w:hAnsiTheme="majorBidi" w:cstheme="majorBidi"/>
+              </w:rPr>
               <w:t>S5.</w:t>
             </w:r>
             <w:r>
-              <w:t xml:space="preserve"> </w:t>
-            </w:r>
-            <w:r>
-              <w:t>Fault Handling and State Recovery</w:t>
+              <w:rPr>
+                <w:rFonts w:asciiTheme="majorBidi" w:hAnsiTheme="majorBidi" w:cstheme="majorBidi"/>
+              </w:rPr>
+              <w:t xml:space="preserve"> Fault Handling and State Recovery</w:t>
             </w:r>
           </w:p>
         </w:tc>
@@ -1684,12 +2004,14 @@
               </w:tabs>
               <w:jc w:val="center"/>
               <w:rPr>
+                <w:rFonts w:asciiTheme="majorBidi" w:hAnsiTheme="majorBidi" w:cstheme="majorBidi"/>
                 <w:sz w:val="20"/>
                 <w:szCs w:val="20"/>
               </w:rPr>
             </w:pPr>
             <w:r>
               <w:rPr>
+                <w:rFonts w:asciiTheme="majorBidi" w:hAnsiTheme="majorBidi" w:cstheme="majorBidi"/>
                 <w:sz w:val="20"/>
                 <w:szCs w:val="20"/>
               </w:rPr>
@@ -1711,10 +2033,21 @@
             </w:tcMar>
           </w:tcPr>
           <w:p>
-            <w:r>
+            <w:pPr>
+              <w:rPr>
+                <w:rFonts w:asciiTheme="majorBidi" w:hAnsiTheme="majorBidi" w:cstheme="majorBidi"/>
+              </w:rPr>
+            </w:pPr>
+            <w:r>
+              <w:rPr>
+                <w:rFonts w:asciiTheme="majorBidi" w:hAnsiTheme="majorBidi" w:cstheme="majorBidi"/>
+              </w:rPr>
               <w:t xml:space="preserve">S6. </w:t>
             </w:r>
             <w:r>
+              <w:rPr>
+                <w:rFonts w:asciiTheme="majorBidi" w:hAnsiTheme="majorBidi" w:cstheme="majorBidi"/>
+              </w:rPr>
               <w:t>Multiple Device Support</w:t>
             </w:r>
           </w:p>
@@ -1743,12 +2076,14 @@
               </w:tabs>
               <w:jc w:val="center"/>
               <w:rPr>
+                <w:rFonts w:asciiTheme="majorBidi" w:hAnsiTheme="majorBidi" w:cstheme="majorBidi"/>
                 <w:sz w:val="20"/>
                 <w:szCs w:val="20"/>
               </w:rPr>
             </w:pPr>
             <w:r>
               <w:rPr>
+                <w:rFonts w:asciiTheme="majorBidi" w:hAnsiTheme="majorBidi" w:cstheme="majorBidi"/>
                 <w:sz w:val="20"/>
                 <w:szCs w:val="20"/>
               </w:rPr>
@@ -1761,33 +2096,57 @@
     <w:p>
       <w:pPr>
         <w:pStyle w:val="Rubrik"/>
+        <w:rPr>
+          <w:rFonts w:asciiTheme="majorBidi" w:hAnsiTheme="majorBidi" w:cstheme="majorBidi"/>
+        </w:rPr>
       </w:pPr>
       <w:r>
+        <w:rPr>
+          <w:rFonts w:asciiTheme="majorBidi" w:hAnsiTheme="majorBidi" w:cstheme="majorBidi"/>
+        </w:rPr>
         <w:br w:type="page"/>
       </w:r>
     </w:p>
     <w:p>
       <w:pPr>
         <w:pStyle w:val="Rubrik1"/>
+        <w:rPr>
+          <w:rFonts w:asciiTheme="majorBidi" w:hAnsiTheme="majorBidi" w:cstheme="majorBidi"/>
+        </w:rPr>
       </w:pPr>
       <w:bookmarkStart w:id="5" w:name="_heading=h.bbhl7sse4kkm" w:colFirst="0" w:colLast="0"/>
       <w:bookmarkStart w:id="6" w:name="_Toc236045225"/>
       <w:bookmarkEnd w:id="5"/>
       <w:r>
+        <w:rPr>
+          <w:rFonts w:asciiTheme="majorBidi" w:hAnsiTheme="majorBidi" w:cstheme="majorBidi"/>
+        </w:rPr>
         <w:lastRenderedPageBreak/>
         <w:t>Supplementary Requirements Descriptions</w:t>
       </w:r>
       <w:bookmarkEnd w:id="6"/>
     </w:p>
-    <w:p/>
+    <w:p>
+      <w:pPr>
+        <w:rPr>
+          <w:rFonts w:asciiTheme="majorBidi" w:hAnsiTheme="majorBidi" w:cstheme="majorBidi"/>
+        </w:rPr>
+      </w:pPr>
+    </w:p>
     <w:p>
       <w:pPr>
         <w:pStyle w:val="Rubrik2"/>
+        <w:rPr>
+          <w:rFonts w:asciiTheme="majorBidi" w:hAnsiTheme="majorBidi" w:cstheme="majorBidi"/>
+        </w:rPr>
       </w:pPr>
       <w:bookmarkStart w:id="7" w:name="_heading=h.l8t5xoosdhok" w:colFirst="0" w:colLast="0"/>
       <w:bookmarkStart w:id="8" w:name="_Toc236045226"/>
       <w:bookmarkEnd w:id="7"/>
       <w:r>
+        <w:rPr>
+          <w:rFonts w:asciiTheme="majorBidi" w:hAnsiTheme="majorBidi" w:cstheme="majorBidi"/>
+        </w:rPr>
         <w:t>S1. Backend Interoperability</w:t>
       </w:r>
       <w:bookmarkEnd w:id="8"/>
@@ -1795,32 +2154,53 @@
     <w:p>
       <w:pPr>
         <w:spacing w:line="360" w:lineRule="auto"/>
+        <w:rPr>
+          <w:rFonts w:asciiTheme="majorBidi" w:hAnsiTheme="majorBidi" w:cstheme="majorBidi"/>
+        </w:rPr>
       </w:pPr>
     </w:p>
     <w:p>
       <w:pPr>
         <w:spacing w:line="360" w:lineRule="auto"/>
+        <w:rPr>
+          <w:rFonts w:asciiTheme="majorBidi" w:hAnsiTheme="majorBidi" w:cstheme="majorBidi"/>
+        </w:rPr>
       </w:pPr>
       <w:r>
+        <w:rPr>
+          <w:rFonts w:asciiTheme="majorBidi" w:hAnsiTheme="majorBidi" w:cstheme="majorBidi"/>
+        </w:rPr>
         <w:t>The simulated IoT devices shall communicate with the Android application through the central backend server. Devices shall use HTTP requests and JSON data for registration, authentication, heartbeat messages, commands, and state updates. The Android application shall not communicate directly with the IoT devices.</w:t>
       </w:r>
     </w:p>
     <w:p>
       <w:pPr>
         <w:spacing w:line="360" w:lineRule="auto"/>
+        <w:rPr>
+          <w:rFonts w:asciiTheme="majorBidi" w:hAnsiTheme="majorBidi" w:cstheme="majorBidi"/>
+        </w:rPr>
       </w:pPr>
     </w:p>
     <w:p>
       <w:pPr>
         <w:spacing w:line="360" w:lineRule="auto"/>
+        <w:rPr>
+          <w:rFonts w:asciiTheme="majorBidi" w:hAnsiTheme="majorBidi" w:cstheme="majorBidi"/>
+        </w:rPr>
       </w:pPr>
     </w:p>
     <w:p>
       <w:pPr>
         <w:pStyle w:val="Rubrik2"/>
+        <w:rPr>
+          <w:rFonts w:asciiTheme="majorBidi" w:hAnsiTheme="majorBidi" w:cstheme="majorBidi"/>
+        </w:rPr>
       </w:pPr>
       <w:bookmarkStart w:id="9" w:name="_Toc236045227"/>
       <w:r>
+        <w:rPr>
+          <w:rFonts w:asciiTheme="majorBidi" w:hAnsiTheme="majorBidi" w:cstheme="majorBidi"/>
+        </w:rPr>
         <w:t>S2. Performance – Response Latency</w:t>
       </w:r>
       <w:bookmarkEnd w:id="9"/>
@@ -1828,32 +2208,53 @@
     <w:p>
       <w:pPr>
         <w:spacing w:line="360" w:lineRule="auto"/>
+        <w:rPr>
+          <w:rFonts w:asciiTheme="majorBidi" w:hAnsiTheme="majorBidi" w:cstheme="majorBidi"/>
+        </w:rPr>
       </w:pPr>
     </w:p>
     <w:p>
       <w:pPr>
         <w:spacing w:line="360" w:lineRule="auto"/>
+        <w:rPr>
+          <w:rFonts w:asciiTheme="majorBidi" w:hAnsiTheme="majorBidi" w:cstheme="majorBidi"/>
+        </w:rPr>
       </w:pPr>
       <w:r>
+        <w:rPr>
+          <w:rFonts w:asciiTheme="majorBidi" w:hAnsiTheme="majorBidi" w:cstheme="majorBidi"/>
+        </w:rPr>
         <w:t>Under normal operating conditions, device commands and state updates should be processed within 1000 milliseconds to provide a responsive user experience.</w:t>
       </w:r>
     </w:p>
     <w:p>
       <w:pPr>
         <w:spacing w:line="360" w:lineRule="auto"/>
+        <w:rPr>
+          <w:rFonts w:asciiTheme="majorBidi" w:hAnsiTheme="majorBidi" w:cstheme="majorBidi"/>
+        </w:rPr>
       </w:pPr>
     </w:p>
     <w:p>
       <w:pPr>
         <w:spacing w:line="360" w:lineRule="auto"/>
+        <w:rPr>
+          <w:rFonts w:asciiTheme="majorBidi" w:hAnsiTheme="majorBidi" w:cstheme="majorBidi"/>
+        </w:rPr>
       </w:pPr>
     </w:p>
     <w:p>
       <w:pPr>
         <w:pStyle w:val="Rubrik2"/>
+        <w:rPr>
+          <w:rFonts w:asciiTheme="majorBidi" w:hAnsiTheme="majorBidi" w:cstheme="majorBidi"/>
+        </w:rPr>
       </w:pPr>
       <w:bookmarkStart w:id="10" w:name="_Toc236045228"/>
       <w:r>
+        <w:rPr>
+          <w:rFonts w:asciiTheme="majorBidi" w:hAnsiTheme="majorBidi" w:cstheme="majorBidi"/>
+        </w:rPr>
         <w:t>S3. Reliability – Simulation Stability</w:t>
       </w:r>
       <w:bookmarkEnd w:id="10"/>
@@ -1861,40 +2262,67 @@
     <w:p>
       <w:pPr>
         <w:spacing w:line="360" w:lineRule="auto"/>
+        <w:rPr>
+          <w:rFonts w:asciiTheme="majorBidi" w:hAnsiTheme="majorBidi" w:cstheme="majorBidi"/>
+        </w:rPr>
       </w:pPr>
     </w:p>
     <w:p>
       <w:pPr>
         <w:spacing w:line="360" w:lineRule="auto"/>
+        <w:rPr>
+          <w:rFonts w:asciiTheme="majorBidi" w:hAnsiTheme="majorBidi" w:cstheme="majorBidi"/>
+        </w:rPr>
       </w:pPr>
       <w:r>
+        <w:rPr>
+          <w:rFonts w:asciiTheme="majorBidi" w:hAnsiTheme="majorBidi" w:cstheme="majorBidi"/>
+        </w:rPr>
         <w:t xml:space="preserve">The </w:t>
       </w:r>
       <w:proofErr w:type="spellStart"/>
       <w:r>
+        <w:rPr>
+          <w:rFonts w:asciiTheme="majorBidi" w:hAnsiTheme="majorBidi" w:cstheme="majorBidi"/>
+        </w:rPr>
         <w:t>Wokwi</w:t>
       </w:r>
       <w:proofErr w:type="spellEnd"/>
       <w:r>
+        <w:rPr>
+          <w:rFonts w:asciiTheme="majorBidi" w:hAnsiTheme="majorBidi" w:cstheme="majorBidi"/>
+        </w:rPr>
         <w:t xml:space="preserve"> ESP32 simulation shall operate continuously without freezing or crashing. The IoT subsystem shall maintain consistent device states while multiple simulated devices communicate with the backend.</w:t>
       </w:r>
     </w:p>
     <w:p>
       <w:pPr>
         <w:spacing w:line="360" w:lineRule="auto"/>
+        <w:rPr>
+          <w:rFonts w:asciiTheme="majorBidi" w:hAnsiTheme="majorBidi" w:cstheme="majorBidi"/>
+        </w:rPr>
       </w:pPr>
     </w:p>
     <w:p>
       <w:pPr>
         <w:spacing w:line="360" w:lineRule="auto"/>
+        <w:rPr>
+          <w:rFonts w:asciiTheme="majorBidi" w:hAnsiTheme="majorBidi" w:cstheme="majorBidi"/>
+        </w:rPr>
       </w:pPr>
     </w:p>
     <w:p>
       <w:pPr>
         <w:pStyle w:val="Rubrik2"/>
+        <w:rPr>
+          <w:rFonts w:asciiTheme="majorBidi" w:hAnsiTheme="majorBidi" w:cstheme="majorBidi"/>
+        </w:rPr>
       </w:pPr>
       <w:bookmarkStart w:id="11" w:name="_Toc236045229"/>
       <w:r>
+        <w:rPr>
+          <w:rFonts w:asciiTheme="majorBidi" w:hAnsiTheme="majorBidi" w:cstheme="majorBidi"/>
+        </w:rPr>
         <w:t>S4. Design Language – UML Standards</w:t>
       </w:r>
       <w:bookmarkEnd w:id="11"/>
@@ -1902,32 +2330,53 @@
     <w:p>
       <w:pPr>
         <w:spacing w:line="360" w:lineRule="auto"/>
+        <w:rPr>
+          <w:rFonts w:asciiTheme="majorBidi" w:hAnsiTheme="majorBidi" w:cstheme="majorBidi"/>
+        </w:rPr>
       </w:pPr>
     </w:p>
     <w:p>
       <w:pPr>
         <w:spacing w:line="360" w:lineRule="auto"/>
+        <w:rPr>
+          <w:rFonts w:asciiTheme="majorBidi" w:hAnsiTheme="majorBidi" w:cstheme="majorBidi"/>
+        </w:rPr>
       </w:pPr>
       <w:r>
+        <w:rPr>
+          <w:rFonts w:asciiTheme="majorBidi" w:hAnsiTheme="majorBidi" w:cstheme="majorBidi"/>
+        </w:rPr>
         <w:t>The IoT architecture shall be documented using standardized UML diagrams. The design documentation should include diagrams that describe the system structure and the communication flow between the Android application, backend server, and simulated IoT devices.</w:t>
       </w:r>
     </w:p>
     <w:p>
       <w:pPr>
         <w:spacing w:line="360" w:lineRule="auto"/>
+        <w:rPr>
+          <w:rFonts w:asciiTheme="majorBidi" w:hAnsiTheme="majorBidi" w:cstheme="majorBidi"/>
+        </w:rPr>
       </w:pPr>
     </w:p>
     <w:p>
       <w:pPr>
         <w:spacing w:line="360" w:lineRule="auto"/>
+        <w:rPr>
+          <w:rFonts w:asciiTheme="majorBidi" w:hAnsiTheme="majorBidi" w:cstheme="majorBidi"/>
+        </w:rPr>
       </w:pPr>
     </w:p>
     <w:p>
       <w:pPr>
         <w:pStyle w:val="Rubrik2"/>
+        <w:rPr>
+          <w:rFonts w:asciiTheme="majorBidi" w:hAnsiTheme="majorBidi" w:cstheme="majorBidi"/>
+        </w:rPr>
       </w:pPr>
       <w:bookmarkStart w:id="12" w:name="_Toc236045230"/>
       <w:r>
+        <w:rPr>
+          <w:rFonts w:asciiTheme="majorBidi" w:hAnsiTheme="majorBidi" w:cstheme="majorBidi"/>
+        </w:rPr>
         <w:t>S5. Fault Handling and State Recovery</w:t>
       </w:r>
       <w:bookmarkEnd w:id="12"/>
@@ -1935,32 +2384,53 @@
     <w:p>
       <w:pPr>
         <w:spacing w:line="360" w:lineRule="auto"/>
+        <w:rPr>
+          <w:rFonts w:asciiTheme="majorBidi" w:hAnsiTheme="majorBidi" w:cstheme="majorBidi"/>
+        </w:rPr>
       </w:pPr>
     </w:p>
     <w:p>
       <w:pPr>
         <w:spacing w:line="360" w:lineRule="auto"/>
+        <w:rPr>
+          <w:rFonts w:asciiTheme="majorBidi" w:hAnsiTheme="majorBidi" w:cstheme="majorBidi"/>
+        </w:rPr>
       </w:pPr>
       <w:r>
+        <w:rPr>
+          <w:rFonts w:asciiTheme="majorBidi" w:hAnsiTheme="majorBidi" w:cstheme="majorBidi"/>
+        </w:rPr>
         <w:t>The IoT subsystem shall handle network and backend communication failures without crashing. If communication is unavailable, a device shall preserve its last valid state and attempt communication again later. Invalid or incomplete server responses shall be ignored safely.</w:t>
       </w:r>
     </w:p>
     <w:p>
       <w:pPr>
         <w:spacing w:line="360" w:lineRule="auto"/>
+        <w:rPr>
+          <w:rFonts w:asciiTheme="majorBidi" w:hAnsiTheme="majorBidi" w:cstheme="majorBidi"/>
+        </w:rPr>
       </w:pPr>
     </w:p>
     <w:p>
       <w:pPr>
         <w:spacing w:line="360" w:lineRule="auto"/>
+        <w:rPr>
+          <w:rFonts w:asciiTheme="majorBidi" w:hAnsiTheme="majorBidi" w:cstheme="majorBidi"/>
+        </w:rPr>
       </w:pPr>
     </w:p>
     <w:p>
       <w:pPr>
         <w:pStyle w:val="Rubrik2"/>
+        <w:rPr>
+          <w:rFonts w:asciiTheme="majorBidi" w:hAnsiTheme="majorBidi" w:cstheme="majorBidi"/>
+        </w:rPr>
       </w:pPr>
       <w:bookmarkStart w:id="13" w:name="_Toc236045231"/>
       <w:r>
+        <w:rPr>
+          <w:rFonts w:asciiTheme="majorBidi" w:hAnsiTheme="majorBidi" w:cstheme="majorBidi"/>
+        </w:rPr>
         <w:t>S6. Multiple Device Support</w:t>
       </w:r>
       <w:bookmarkEnd w:id="13"/>
@@ -1968,25 +2438,37 @@
     <w:p>
       <w:pPr>
         <w:spacing w:line="360" w:lineRule="auto"/>
+        <w:rPr>
+          <w:rFonts w:asciiTheme="majorBidi" w:hAnsiTheme="majorBidi" w:cstheme="majorBidi"/>
+        </w:rPr>
       </w:pPr>
     </w:p>
     <w:p>
       <w:pPr>
         <w:spacing w:line="360" w:lineRule="auto"/>
+        <w:rPr>
+          <w:rFonts w:asciiTheme="majorBidi" w:hAnsiTheme="majorBidi" w:cstheme="majorBidi"/>
+        </w:rPr>
       </w:pPr>
       <w:r>
+        <w:rPr>
+          <w:rFonts w:asciiTheme="majorBidi" w:hAnsiTheme="majorBidi" w:cstheme="majorBidi"/>
+        </w:rPr>
         <w:t xml:space="preserve">The IoT subsystem shall support at least 10 simulated smart-home devices operating simultaneously. Every </w:t>
       </w:r>
       <w:proofErr w:type="gramStart"/>
       <w:r>
+        <w:rPr>
+          <w:rFonts w:asciiTheme="majorBidi" w:hAnsiTheme="majorBidi" w:cstheme="majorBidi"/>
+        </w:rPr>
         <w:t>device shall</w:t>
       </w:r>
       <w:proofErr w:type="gramEnd"/>
       <w:r>
-        <w:t xml:space="preserve"> have a unique ID, name, type, state, and authentication secret. The devices shall be able to register and send heartbeat messages without interfering with one another.</w:t>
-      </w:r>
-      <w:r>
-        <w:t xml:space="preserve"> </w:t>
+        <w:rPr>
+          <w:rFonts w:asciiTheme="majorBidi" w:hAnsiTheme="majorBidi" w:cstheme="majorBidi"/>
+        </w:rPr>
+        <w:t xml:space="preserve"> have a unique ID, name, type, state, and authentication secret. The devices shall be able to register and send heartbeat messages without interfering with one another. </w:t>
       </w:r>
     </w:p>
     <w:p>
@@ -1996,7 +2478,7 @@
         <w:spacing w:before="480" w:after="120" w:line="360" w:lineRule="auto"/>
         <w:jc w:val="center"/>
         <w:rPr>
-          <w:rFonts w:ascii="Times New Roman" w:eastAsia="Times New Roman" w:hAnsi="Times New Roman" w:cs="Times New Roman"/>
+          <w:rFonts w:asciiTheme="majorBidi" w:eastAsia="Times New Roman" w:hAnsiTheme="majorBidi" w:cstheme="majorBidi"/>
           <w:sz w:val="44"/>
           <w:szCs w:val="44"/>
         </w:rPr>
@@ -2004,7 +2486,7 @@
       <w:bookmarkStart w:id="14" w:name="_Toc236045232"/>
       <w:r>
         <w:rPr>
-          <w:rFonts w:ascii="Times New Roman" w:eastAsia="Times New Roman" w:hAnsi="Times New Roman" w:cs="Times New Roman"/>
+          <w:rFonts w:asciiTheme="majorBidi" w:eastAsia="Times New Roman" w:hAnsiTheme="majorBidi" w:cstheme="majorBidi"/>
           <w:sz w:val="44"/>
           <w:szCs w:val="44"/>
         </w:rPr>
@@ -2015,9 +2497,13 @@
     <w:p>
       <w:pPr>
         <w:spacing w:line="360" w:lineRule="auto"/>
+        <w:rPr>
+          <w:rFonts w:asciiTheme="majorBidi" w:hAnsiTheme="majorBidi" w:cstheme="majorBidi"/>
+        </w:rPr>
       </w:pPr>
       <w:r>
         <w:rPr>
+          <w:rFonts w:asciiTheme="majorBidi" w:hAnsiTheme="majorBidi" w:cstheme="majorBidi"/>
           <w:noProof/>
         </w:rPr>
         <w:drawing>
@@ -2034,7 +2520,7 @@
                     <pic:cNvPicPr preferRelativeResize="0"/>
                   </pic:nvPicPr>
                   <pic:blipFill>
-                    <a:blip r:embed="rId8"/>
+                    <a:blip r:embed="rId9"/>
                     <a:srcRect/>
                     <a:stretch>
                       <a:fillRect/>
@@ -2061,8 +2547,14 @@
       <w:pPr>
         <w:spacing w:after="200" w:line="360" w:lineRule="auto"/>
         <w:jc w:val="center"/>
+        <w:rPr>
+          <w:rFonts w:asciiTheme="majorBidi" w:hAnsiTheme="majorBidi" w:cstheme="majorBidi"/>
+        </w:rPr>
       </w:pPr>
       <w:r>
+        <w:rPr>
+          <w:rFonts w:asciiTheme="majorBidi" w:hAnsiTheme="majorBidi" w:cstheme="majorBidi"/>
+        </w:rPr>
         <w:lastRenderedPageBreak/>
         <w:t>Figure 1: User perception of performance delays [1]</w:t>
       </w:r>
@@ -2071,6 +2563,9 @@
       <w:pPr>
         <w:spacing w:after="200" w:line="360" w:lineRule="auto"/>
         <w:jc w:val="center"/>
+        <w:rPr>
+          <w:rFonts w:asciiTheme="majorBidi" w:hAnsiTheme="majorBidi" w:cstheme="majorBidi"/>
+        </w:rPr>
       </w:pPr>
     </w:p>
     <w:p>
@@ -2080,7 +2575,7 @@
         <w:spacing w:before="480" w:after="120" w:line="360" w:lineRule="auto"/>
         <w:jc w:val="center"/>
         <w:rPr>
-          <w:rFonts w:ascii="Times New Roman" w:eastAsia="Times New Roman" w:hAnsi="Times New Roman" w:cs="Times New Roman"/>
+          <w:rFonts w:asciiTheme="majorBidi" w:eastAsia="Times New Roman" w:hAnsiTheme="majorBidi" w:cstheme="majorBidi"/>
           <w:sz w:val="44"/>
           <w:szCs w:val="44"/>
         </w:rPr>
@@ -2090,7 +2585,7 @@
       <w:bookmarkEnd w:id="15"/>
       <w:r>
         <w:rPr>
-          <w:rFonts w:ascii="Times New Roman" w:eastAsia="Times New Roman" w:hAnsi="Times New Roman" w:cs="Times New Roman"/>
+          <w:rFonts w:asciiTheme="majorBidi" w:eastAsia="Times New Roman" w:hAnsiTheme="majorBidi" w:cstheme="majorBidi"/>
           <w:sz w:val="44"/>
           <w:szCs w:val="44"/>
         </w:rPr>
@@ -2101,8 +2596,14 @@
     <w:p>
       <w:pPr>
         <w:spacing w:line="360" w:lineRule="auto"/>
+        <w:rPr>
+          <w:rFonts w:asciiTheme="majorBidi" w:hAnsiTheme="majorBidi" w:cstheme="majorBidi"/>
+        </w:rPr>
       </w:pPr>
       <w:r>
+        <w:rPr>
+          <w:rFonts w:asciiTheme="majorBidi" w:hAnsiTheme="majorBidi" w:cstheme="majorBidi"/>
+        </w:rPr>
         <w:t xml:space="preserve"> </w:t>
       </w:r>
     </w:p>
@@ -2110,29 +2611,43 @@
       <w:pPr>
         <w:spacing w:line="360" w:lineRule="auto"/>
         <w:rPr>
+          <w:rFonts w:asciiTheme="majorBidi" w:hAnsiTheme="majorBidi" w:cstheme="majorBidi"/>
           <w:color w:val="1155CC"/>
           <w:u w:val="single"/>
         </w:rPr>
       </w:pPr>
       <w:r>
+        <w:rPr>
+          <w:rFonts w:asciiTheme="majorBidi" w:hAnsiTheme="majorBidi" w:cstheme="majorBidi"/>
+        </w:rPr>
         <w:t xml:space="preserve">[1] “Measure performance with the RAIL model | Articles,” </w:t>
       </w:r>
       <w:proofErr w:type="spellStart"/>
       <w:r>
+        <w:rPr>
+          <w:rFonts w:asciiTheme="majorBidi" w:hAnsiTheme="majorBidi" w:cstheme="majorBidi"/>
+        </w:rPr>
         <w:t>web.dev</w:t>
       </w:r>
       <w:proofErr w:type="spellEnd"/>
       <w:r>
+        <w:rPr>
+          <w:rFonts w:asciiTheme="majorBidi" w:hAnsiTheme="majorBidi" w:cstheme="majorBidi"/>
+        </w:rPr>
         <w:t>. Accessed: Apr. 21, 2026. [Online]. Available:</w:t>
       </w:r>
-      <w:hyperlink r:id="rId9">
+      <w:hyperlink r:id="rId10">
         <w:r>
+          <w:rPr>
+            <w:rFonts w:asciiTheme="majorBidi" w:hAnsiTheme="majorBidi" w:cstheme="majorBidi"/>
+          </w:rPr>
           <w:t xml:space="preserve"> </w:t>
         </w:r>
       </w:hyperlink>
-      <w:hyperlink r:id="rId10">
+      <w:hyperlink r:id="rId11">
         <w:r>
           <w:rPr>
+            <w:rFonts w:asciiTheme="majorBidi" w:hAnsiTheme="majorBidi" w:cstheme="majorBidi"/>
             <w:color w:val="1155CC"/>
             <w:u w:val="single"/>
           </w:rPr>
@@ -2143,6 +2658,9 @@
     <w:p>
       <w:pPr>
         <w:spacing w:line="360" w:lineRule="auto"/>
+        <w:rPr>
+          <w:rFonts w:asciiTheme="majorBidi" w:hAnsiTheme="majorBidi" w:cstheme="majorBidi"/>
+        </w:rPr>
       </w:pPr>
     </w:p>
     <w:sectPr>
@@ -2156,7 +2674,7 @@
 </file>
 
 <file path=word/numbering.xml><?xml version="1.0" encoding="utf-8"?>
-<w:numbering xmlns:wpc="http://schemas.microsoft.com/office/word/2010/wordprocessingCanvas" xmlns:cx="http://schemas.microsoft.com/office/drawing/2014/chartex" xmlns:cx1="http://schemas.microsoft.com/office/drawing/2015/9/8/chartex" xmlns:cx2="http://schemas.microsoft.com/office/drawing/2015/10/21/chartex" xmlns:cx3="http://schemas.microsoft.com/office/drawing/2016/5/9/chartex" xmlns:cx4="http://schemas.microsoft.com/office/drawing/2016/5/10/chartex" xmlns:cx5="http://schemas.microsoft.com/office/drawing/2016/5/11/chartex" xmlns:cx6="http://schemas.microsoft.com/office/drawing/2016/5/12/chartex" xmlns:cx7="http://schemas.microsoft.com/office/drawing/2016/5/13/chartex" xmlns:cx8="http://schemas.microsoft.com/office/drawing/2016/5/14/chartex" xmlns:mc="http://schemas.openxmlformats.org/markup-compatibility/2006" xmlns:aink="http://schemas.microsoft.com/office/drawing/2016/ink" xmlns:am3d="http://schemas.microsoft.com/office/drawing/2017/model3d" xmlns:o="urn:schemas-microsoft-com:office:office" xmlns:oel="http://schemas.microsoft.com/office/2019/extlst" xmlns:r="http://schemas.openxmlformats.org/officeDocument/2006/relationships" xmlns:m="http://schemas.openxmlformats.org/officeDocument/2006/math" xmlns:v="urn:schemas-microsoft-com:vml" xmlns:wp14="http://schemas.microsoft.com/office/word/2010/wordprocessingDrawing" xmlns:wp="http://schemas.openxmlformats.org/drawingml/2006/wordprocessingDrawing" xmlns:w10="urn:schemas-microsoft-com:office:word" xmlns:w="http://schemas.openxmlformats.org/wordprocessingml/2006/main" xmlns:w14="http://schemas.microsoft.com/office/word/2010/wordml" xmlns:w15="http://schemas.microsoft.com/office/word/2012/wordml" xmlns:w16cei="http://schemas.microsoft.com/office/word/2026/wordml/cei" xmlns:w16cex="http://schemas.microsoft.com/office/word/2018/wordml/cex" xmlns:w16cid="http://schemas.microsoft.com/office/word/2016/wordml/cid" xmlns:w16="http://schemas.microsoft.com/office/word/2018/wordml" xmlns:w16du="http://schemas.microsoft.com/office/word/2023/wordml/word16du" xmlns:w16sdtdh="http://schemas.microsoft.com/office/word/2020/wordml/sdtdatahash" xmlns:w16sdtfl="http://schemas.microsoft.com/office/word/2024/wordml/sdtformatlock" xmlns:w16se="http://schemas.microsoft.com/office/word/2015/wordml/symex" xmlns:wpg="http://schemas.microsoft.com/office/word/2010/wordprocessingGroup" xmlns:wpi="http://schemas.microsoft.com/office/word/2010/wordprocessingInk" xmlns:wne="http://schemas.microsoft.com/office/word/2006/wordml" xmlns:wps="http://schemas.microsoft.com/office/word/2010/wordprocessingShape" mc:Ignorable="w14 w15 w16se w16cid w16 w16cex w16sdtdh w16sdtfl w16du wp14">
+<w:numbering xmlns:wpc="http://schemas.microsoft.com/office/word/2010/wordprocessingCanvas" xmlns:cx="http://schemas.microsoft.com/office/drawing/2014/chartex" xmlns:cx1="http://schemas.microsoft.com/office/drawing/2015/9/8/chartex" xmlns:cx2="http://schemas.microsoft.com/office/drawing/2015/10/21/chartex" xmlns:cx3="http://schemas.microsoft.com/office/drawing/2016/5/9/chartex" xmlns:cx4="http://schemas.microsoft.com/office/drawing/2016/5/10/chartex" xmlns:cx5="http://schemas.microsoft.com/office/drawing/2016/5/11/chartex" xmlns:cx6="http://schemas.microsoft.com/office/drawing/2016/5/12/chartex" xmlns:cx7="http://schemas.microsoft.com/office/drawing/2016/5/13/chartex" xmlns:cx8="http://schemas.microsoft.com/office/drawing/2016/5/14/chartex" xmlns:mc="http://schemas.openxmlformats.org/markup-compatibility/2006" xmlns:aink="http://schemas.microsoft.com/office/drawing/2016/ink" xmlns:am3d="http://schemas.microsoft.com/office/drawing/2017/model3d" xmlns:o="urn:schemas-microsoft-com:office:office" xmlns:oel="http://schemas.microsoft.com/office/2019/extlst" xmlns:r="http://schemas.openxmlformats.org/officeDocument/2006/relationships" xmlns:m="http://schemas.openxmlformats.org/officeDocument/2006/math" xmlns:v="urn:schemas-microsoft-com:vml" xmlns:wp14="http://schemas.microsoft.com/office/word/2010/wordprocessingDrawing" xmlns:wp="http://schemas.openxmlformats.org/drawingml/2006/wordprocessingDrawing" xmlns:w10="urn:schemas-microsoft-com:office:word" xmlns:w="http://schemas.openxmlformats.org/wordprocessingml/2006/main" xmlns:w14="http://schemas.microsoft.com/office/word/2010/wordml" xmlns:w15="http://schemas.microsoft.com/office/word/2012/wordml" xmlns:w16cex="http://schemas.microsoft.com/office/word/2018/wordml/cex" xmlns:w16cid="http://schemas.microsoft.com/office/word/2016/wordml/cid" xmlns:w16="http://schemas.microsoft.com/office/word/2018/wordml" xmlns:w16du="http://schemas.microsoft.com/office/word/2023/wordml/word16du" xmlns:w16sdtdh="http://schemas.microsoft.com/office/word/2020/wordml/sdtdatahash" xmlns:w16sdtfl="http://schemas.microsoft.com/office/word/2024/wordml/sdtformatlock" xmlns:w16se="http://schemas.microsoft.com/office/word/2015/wordml/symex" xmlns:wpg="http://schemas.microsoft.com/office/word/2010/wordprocessingGroup" xmlns:wpi="http://schemas.microsoft.com/office/word/2010/wordprocessingInk" xmlns:wne="http://schemas.microsoft.com/office/word/2006/wordml" xmlns:wps="http://schemas.microsoft.com/office/word/2010/wordprocessingShape" mc:Ignorable="w14 w15 w16se w16cid w16 w16cex w16sdtdh w16sdtfl w16du wp14">
   <w:abstractNum w:abstractNumId="0" w15:restartNumberingAfterBreak="0">
     <w:nsid w:val="32E06AF4"/>
     <w:multiLevelType w:val="multilevel"/>
@@ -2928,6 +3446,7 @@
   <w:style w:type="character" w:default="1" w:styleId="Standardstycketeckensnitt">
     <w:name w:val="Default Paragraph Font"/>
     <w:uiPriority w:val="1"/>
+    <w:semiHidden/>
     <w:unhideWhenUsed/>
   </w:style>
   <w:style w:type="table" w:default="1" w:styleId="Normaltabell">

--- a/iot/artifacts/meeting1/SupplReqs.docx
+++ b/iot/artifacts/meeting1/SupplReqs.docx
@@ -16,18 +16,18 @@
           <w:noProof/>
         </w:rPr>
         <w:drawing>
-          <wp:anchor distT="0" distB="0" distL="114300" distR="114300" simplePos="0" relativeHeight="251658240" behindDoc="0" locked="0" layoutInCell="1" allowOverlap="1" wp14:anchorId="32B726AF" wp14:editId="3EDBE922">
+          <wp:anchor distT="0" distB="0" distL="114300" distR="114300" simplePos="0" relativeHeight="251658240" behindDoc="0" locked="0" layoutInCell="1" allowOverlap="1" wp14:anchorId="529D0A5F" wp14:editId="2DA51C84">
             <wp:simplePos x="0" y="0"/>
-            <wp:positionH relativeFrom="page">
-              <wp:align>right</wp:align>
+            <wp:positionH relativeFrom="column">
+              <wp:posOffset>5735955</wp:posOffset>
             </wp:positionH>
             <wp:positionV relativeFrom="paragraph">
-              <wp:posOffset>-899795</wp:posOffset>
+              <wp:posOffset>8255</wp:posOffset>
             </wp:positionV>
-            <wp:extent cx="1004400" cy="1004400"/>
-            <wp:effectExtent l="0" t="0" r="5715" b="5715"/>
+            <wp:extent cx="748800" cy="910800"/>
+            <wp:effectExtent l="0" t="0" r="0" b="3810"/>
             <wp:wrapNone/>
-            <wp:docPr id="1364721233" name="Bildobjekt 1"/>
+            <wp:docPr id="305650854" name="Bildobjekt 1"/>
             <wp:cNvGraphicFramePr>
               <a:graphicFrameLocks xmlns:a="http://schemas.openxmlformats.org/drawingml/2006/main" noChangeAspect="1"/>
             </wp:cNvGraphicFramePr>
@@ -35,7 +35,7 @@
               <a:graphicData uri="http://schemas.openxmlformats.org/drawingml/2006/picture">
                 <pic:pic xmlns:pic="http://schemas.openxmlformats.org/drawingml/2006/picture">
                   <pic:nvPicPr>
-                    <pic:cNvPr id="1364721233" name="Bildobjekt 1"/>
+                    <pic:cNvPr id="305650854" name="Bildobjekt 1"/>
                     <pic:cNvPicPr>
                       <a:picLocks noChangeAspect="1"/>
                     </pic:cNvPicPr>
@@ -56,7 +56,7 @@
                   <pic:spPr bwMode="auto">
                     <a:xfrm>
                       <a:off x="0" y="0"/>
-                      <a:ext cx="1004400" cy="1004400"/>
+                      <a:ext cx="748800" cy="910800"/>
                     </a:xfrm>
                     <a:prstGeom prst="rect">
                       <a:avLst/>
@@ -3938,28 +3938,28 @@
 </file>
 
 <file path=customXml/item1.xml><?xml version="1.0" encoding="utf-8"?>
+<b:Sources xmlns:b="http://schemas.openxmlformats.org/officeDocument/2006/bibliography" xmlns="http://schemas.openxmlformats.org/officeDocument/2006/bibliography" SelectedStyle="\APASixthEditionOfficeOnline.xsl" StyleName="APA" Version="6"/>
+</file>
+
+<file path=customXml/item2.xml><?xml version="1.0" encoding="utf-8"?>
 <go:gDocsCustomXmlDataStorage xmlns:go="http://customooxmlschemas.google.com/" xmlns:r="http://schemas.openxmlformats.org/officeDocument/2006/relationships" uri="GoogleDocsCustomDataVersion2">
   <go:docsCustomData xmlns:go="http://customooxmlschemas.google.com/" roundtripDataSignature="AMtx7mgmC3dNOYlahAobVh7+CvOANIgwAw==">CgMxLjAyDWguaml2cmZsOTh5cnAyDmguYXh1eXp0dHplenZpMg5oLnR6Y2xwcXg2NDd4djIOaC5iYmhsN3NzZTRra20yDmgubDh0NXhvb3NkaG9rMg5oLnM4c3A4bGdsMm4waTIOaC5xaDdzaWt3NnBzdGUyDmgucGplcGE4NjY0YjNyMg5oLmZsNzFtNGhkMGh5YTIOaC5kZXZqeDgzcDllMXYyDmguZDJpdXV1aDNhNHhoMg5oLmtraWc3am5remJjejgAciExdzVQazRpQ1BSOUN4ZzN2aUdHX2RyR0NXMkFWRkNTeDc=</go:docsCustomData>
 </go:gDocsCustomXmlDataStorage>
 </file>
 
-<file path=customXml/item2.xml><?xml version="1.0" encoding="utf-8"?>
-<b:Sources xmlns:b="http://schemas.openxmlformats.org/officeDocument/2006/bibliography" xmlns="http://schemas.openxmlformats.org/officeDocument/2006/bibliography" SelectedStyle="\APASixthEditionOfficeOnline.xsl" StyleName="APA" Version="6"/>
+<file path=customXml/itemProps1.xml><?xml version="1.0" encoding="utf-8"?>
+<ds:datastoreItem xmlns:ds="http://schemas.openxmlformats.org/officeDocument/2006/customXml" ds:itemID="{C690B410-EF70-4C8F-A438-70C087BAB2B0}">
+  <ds:schemaRefs>
+    <ds:schemaRef ds:uri="http://schemas.openxmlformats.org/officeDocument/2006/bibliography"/>
+  </ds:schemaRefs>
+</ds:datastoreItem>
 </file>
 
-<file path=customXml/itemProps1.xml><?xml version="1.0" encoding="utf-8"?>
+<file path=customXml/itemProps2.xml><?xml version="1.0" encoding="utf-8"?>
 <ds:datastoreItem xmlns:ds="http://schemas.openxmlformats.org/officeDocument/2006/customXml" ds:itemID="{11111111-1234-1234-1234-123412341234}">
   <ds:schemaRefs>
     <ds:schemaRef ds:uri="http://customooxmlschemas.google.com/"/>
     <ds:schemaRef ds:uri="http://schemas.openxmlformats.org/officeDocument/2006/relationships"/>
   </ds:schemaRefs>
 </ds:datastoreItem>
-</file>
-
-<file path=customXml/itemProps2.xml><?xml version="1.0" encoding="utf-8"?>
-<ds:datastoreItem xmlns:ds="http://schemas.openxmlformats.org/officeDocument/2006/customXml" ds:itemID="{C690B410-EF70-4C8F-A438-70C087BAB2B0}">
-  <ds:schemaRefs>
-    <ds:schemaRef ds:uri="http://schemas.openxmlformats.org/officeDocument/2006/bibliography"/>
-  </ds:schemaRefs>
-</ds:datastoreItem>
 </file>
--- a/iot/artifacts/meeting1/SupplReqs.docx
+++ b/iot/artifacts/meeting1/SupplReqs.docx
@@ -1501,6 +1501,345 @@
           </w:p>
         </w:tc>
       </w:tr>
+      <w:tr>
+        <w:tc>
+          <w:tcPr>
+            <w:tcW w:w="2304" w:type="dxa"/>
+            <w:tcMar>
+              <w:top w:w="0" w:type="dxa"/>
+              <w:bottom w:w="0" w:type="dxa"/>
+            </w:tcMar>
+          </w:tcPr>
+          <w:p>
+            <w:pPr>
+              <w:keepLines/>
+              <w:widowControl w:val="0"/>
+              <w:pBdr>
+                <w:top w:val="nil"/>
+                <w:left w:val="nil"/>
+                <w:bottom w:val="nil"/>
+                <w:right w:val="nil"/>
+                <w:between w:val="nil"/>
+              </w:pBdr>
+              <w:spacing w:after="120"/>
+              <w:rPr>
+                <w:rFonts w:asciiTheme="majorBidi" w:hAnsiTheme="majorBidi" w:cstheme="majorBidi"/>
+                <w:color w:val="000000"/>
+                <w:sz w:val="20"/>
+                <w:szCs w:val="20"/>
+              </w:rPr>
+            </w:pPr>
+            <w:r>
+              <w:rPr>
+                <w:rFonts w:asciiTheme="majorBidi" w:hAnsiTheme="majorBidi" w:cstheme="majorBidi"/>
+                <w:color w:val="000000"/>
+                <w:sz w:val="20"/>
+                <w:szCs w:val="20"/>
+              </w:rPr>
+              <w:t>2026-08-23</w:t>
+            </w:r>
+          </w:p>
+        </w:tc>
+        <w:tc>
+          <w:tcPr>
+            <w:tcW w:w="1152" w:type="dxa"/>
+            <w:tcMar>
+              <w:top w:w="0" w:type="dxa"/>
+              <w:bottom w:w="0" w:type="dxa"/>
+            </w:tcMar>
+          </w:tcPr>
+          <w:p>
+            <w:pPr>
+              <w:keepLines/>
+              <w:widowControl w:val="0"/>
+              <w:pBdr>
+                <w:top w:val="nil"/>
+                <w:left w:val="nil"/>
+                <w:bottom w:val="nil"/>
+                <w:right w:val="nil"/>
+                <w:between w:val="nil"/>
+              </w:pBdr>
+              <w:spacing w:after="120"/>
+              <w:rPr>
+                <w:rFonts w:asciiTheme="majorBidi" w:hAnsiTheme="majorBidi" w:cstheme="majorBidi"/>
+                <w:color w:val="000000"/>
+                <w:sz w:val="20"/>
+                <w:szCs w:val="20"/>
+              </w:rPr>
+            </w:pPr>
+            <w:r>
+              <w:rPr>
+                <w:rFonts w:asciiTheme="majorBidi" w:hAnsiTheme="majorBidi" w:cstheme="majorBidi"/>
+                <w:color w:val="000000"/>
+                <w:sz w:val="20"/>
+                <w:szCs w:val="20"/>
+              </w:rPr>
+              <w:t>1.1</w:t>
+            </w:r>
+          </w:p>
+        </w:tc>
+        <w:tc>
+          <w:tcPr>
+            <w:tcW w:w="3744" w:type="dxa"/>
+            <w:tcMar>
+              <w:top w:w="0" w:type="dxa"/>
+              <w:bottom w:w="0" w:type="dxa"/>
+            </w:tcMar>
+          </w:tcPr>
+          <w:p>
+            <w:pPr>
+              <w:keepLines/>
+              <w:widowControl w:val="0"/>
+              <w:pBdr>
+                <w:top w:val="nil"/>
+                <w:left w:val="nil"/>
+                <w:bottom w:val="nil"/>
+                <w:right w:val="nil"/>
+                <w:between w:val="nil"/>
+              </w:pBdr>
+              <w:spacing w:after="120"/>
+              <w:rPr>
+                <w:rFonts w:asciiTheme="majorBidi" w:hAnsiTheme="majorBidi" w:cstheme="majorBidi"/>
+                <w:color w:val="000000"/>
+                <w:sz w:val="20"/>
+                <w:szCs w:val="20"/>
+              </w:rPr>
+            </w:pPr>
+            <w:r>
+              <w:rPr>
+                <w:rFonts w:asciiTheme="majorBidi" w:hAnsiTheme="majorBidi" w:cstheme="majorBidi"/>
+                <w:color w:val="000000"/>
+                <w:sz w:val="20"/>
+                <w:szCs w:val="20"/>
+              </w:rPr>
+              <w:t xml:space="preserve">Added local backend connectivity for </w:t>
+            </w:r>
+            <w:proofErr w:type="spellStart"/>
+            <w:r>
+              <w:rPr>
+                <w:rFonts w:asciiTheme="majorBidi" w:hAnsiTheme="majorBidi" w:cstheme="majorBidi"/>
+                <w:color w:val="000000"/>
+                <w:sz w:val="20"/>
+                <w:szCs w:val="20"/>
+              </w:rPr>
+              <w:t>Wokwi</w:t>
+            </w:r>
+            <w:proofErr w:type="spellEnd"/>
+            <w:r>
+              <w:rPr>
+                <w:rFonts w:asciiTheme="majorBidi" w:hAnsiTheme="majorBidi" w:cstheme="majorBidi"/>
+                <w:color w:val="000000"/>
+                <w:sz w:val="20"/>
+                <w:szCs w:val="20"/>
+              </w:rPr>
+              <w:t xml:space="preserve"> simulation through Cloudflare Tunnel.</w:t>
+            </w:r>
+          </w:p>
+        </w:tc>
+        <w:tc>
+          <w:tcPr>
+            <w:tcW w:w="2304" w:type="dxa"/>
+            <w:tcMar>
+              <w:top w:w="0" w:type="dxa"/>
+              <w:bottom w:w="0" w:type="dxa"/>
+            </w:tcMar>
+          </w:tcPr>
+          <w:p>
+            <w:pPr>
+              <w:keepLines/>
+              <w:widowControl w:val="0"/>
+              <w:pBdr>
+                <w:top w:val="nil"/>
+                <w:left w:val="nil"/>
+                <w:bottom w:val="nil"/>
+                <w:right w:val="nil"/>
+                <w:between w:val="nil"/>
+              </w:pBdr>
+              <w:spacing w:after="120"/>
+              <w:rPr>
+                <w:rFonts w:asciiTheme="majorBidi" w:hAnsiTheme="majorBidi" w:cstheme="majorBidi"/>
+                <w:color w:val="000000"/>
+                <w:sz w:val="20"/>
+                <w:szCs w:val="20"/>
+              </w:rPr>
+            </w:pPr>
+            <w:r>
+              <w:rPr>
+                <w:rFonts w:asciiTheme="majorBidi" w:hAnsiTheme="majorBidi" w:cstheme="majorBidi"/>
+                <w:color w:val="000000"/>
+                <w:sz w:val="20"/>
+                <w:szCs w:val="20"/>
+              </w:rPr>
+              <w:t xml:space="preserve">Ali </w:t>
+            </w:r>
+            <w:proofErr w:type="spellStart"/>
+            <w:r>
+              <w:rPr>
+                <w:rFonts w:asciiTheme="majorBidi" w:hAnsiTheme="majorBidi" w:cstheme="majorBidi"/>
+                <w:color w:val="000000"/>
+                <w:sz w:val="20"/>
+                <w:szCs w:val="20"/>
+              </w:rPr>
+              <w:t>Douad</w:t>
+            </w:r>
+            <w:proofErr w:type="spellEnd"/>
+          </w:p>
+        </w:tc>
+      </w:tr>
+      <w:tr>
+        <w:tc>
+          <w:tcPr>
+            <w:tcW w:w="2304" w:type="dxa"/>
+            <w:tcMar>
+              <w:top w:w="0" w:type="dxa"/>
+              <w:bottom w:w="0" w:type="dxa"/>
+            </w:tcMar>
+          </w:tcPr>
+          <w:p>
+            <w:pPr>
+              <w:keepLines/>
+              <w:widowControl w:val="0"/>
+              <w:pBdr>
+                <w:top w:val="nil"/>
+                <w:left w:val="nil"/>
+                <w:bottom w:val="nil"/>
+                <w:right w:val="nil"/>
+                <w:between w:val="nil"/>
+              </w:pBdr>
+              <w:spacing w:after="120"/>
+              <w:rPr>
+                <w:rFonts w:asciiTheme="majorBidi" w:hAnsiTheme="majorBidi" w:cstheme="majorBidi"/>
+                <w:color w:val="000000"/>
+                <w:sz w:val="20"/>
+                <w:szCs w:val="20"/>
+              </w:rPr>
+            </w:pPr>
+            <w:r>
+              <w:rPr>
+                <w:rFonts w:asciiTheme="majorBidi" w:hAnsiTheme="majorBidi" w:cstheme="majorBidi"/>
+                <w:color w:val="000000"/>
+                <w:sz w:val="20"/>
+                <w:szCs w:val="20"/>
+              </w:rPr>
+              <w:t>2026-08-30</w:t>
+            </w:r>
+          </w:p>
+        </w:tc>
+        <w:tc>
+          <w:tcPr>
+            <w:tcW w:w="1152" w:type="dxa"/>
+            <w:tcMar>
+              <w:top w:w="0" w:type="dxa"/>
+              <w:bottom w:w="0" w:type="dxa"/>
+            </w:tcMar>
+          </w:tcPr>
+          <w:p>
+            <w:pPr>
+              <w:keepLines/>
+              <w:widowControl w:val="0"/>
+              <w:pBdr>
+                <w:top w:val="nil"/>
+                <w:left w:val="nil"/>
+                <w:bottom w:val="nil"/>
+                <w:right w:val="nil"/>
+                <w:between w:val="nil"/>
+              </w:pBdr>
+              <w:spacing w:after="120"/>
+              <w:rPr>
+                <w:rFonts w:asciiTheme="majorBidi" w:hAnsiTheme="majorBidi" w:cstheme="majorBidi"/>
+                <w:color w:val="000000"/>
+                <w:sz w:val="20"/>
+                <w:szCs w:val="20"/>
+              </w:rPr>
+            </w:pPr>
+            <w:r>
+              <w:rPr>
+                <w:rFonts w:asciiTheme="majorBidi" w:hAnsiTheme="majorBidi" w:cstheme="majorBidi"/>
+                <w:color w:val="000000"/>
+                <w:sz w:val="20"/>
+                <w:szCs w:val="20"/>
+              </w:rPr>
+              <w:t>1.2</w:t>
+            </w:r>
+          </w:p>
+        </w:tc>
+        <w:tc>
+          <w:tcPr>
+            <w:tcW w:w="3744" w:type="dxa"/>
+            <w:tcMar>
+              <w:top w:w="0" w:type="dxa"/>
+              <w:bottom w:w="0" w:type="dxa"/>
+            </w:tcMar>
+          </w:tcPr>
+          <w:p>
+            <w:pPr>
+              <w:keepLines/>
+              <w:widowControl w:val="0"/>
+              <w:pBdr>
+                <w:top w:val="nil"/>
+                <w:left w:val="nil"/>
+                <w:bottom w:val="nil"/>
+                <w:right w:val="nil"/>
+                <w:between w:val="nil"/>
+              </w:pBdr>
+              <w:spacing w:after="120"/>
+              <w:rPr>
+                <w:rFonts w:asciiTheme="majorBidi" w:hAnsiTheme="majorBidi" w:cstheme="majorBidi"/>
+                <w:color w:val="000000"/>
+                <w:sz w:val="20"/>
+                <w:szCs w:val="20"/>
+              </w:rPr>
+            </w:pPr>
+            <w:r>
+              <w:rPr>
+                <w:rFonts w:asciiTheme="majorBidi" w:hAnsiTheme="majorBidi" w:cstheme="majorBidi"/>
+                <w:color w:val="000000"/>
+                <w:sz w:val="20"/>
+                <w:szCs w:val="20"/>
+              </w:rPr>
+              <w:t>Finalized supplementary requirements after end-to-end IoT testing.</w:t>
+            </w:r>
+          </w:p>
+        </w:tc>
+        <w:tc>
+          <w:tcPr>
+            <w:tcW w:w="2304" w:type="dxa"/>
+            <w:tcMar>
+              <w:top w:w="0" w:type="dxa"/>
+              <w:bottom w:w="0" w:type="dxa"/>
+            </w:tcMar>
+          </w:tcPr>
+          <w:p>
+            <w:pPr>
+              <w:keepLines/>
+              <w:widowControl w:val="0"/>
+              <w:pBdr>
+                <w:top w:val="nil"/>
+                <w:left w:val="nil"/>
+                <w:bottom w:val="nil"/>
+                <w:right w:val="nil"/>
+                <w:between w:val="nil"/>
+              </w:pBdr>
+              <w:spacing w:after="120"/>
+              <w:rPr>
+                <w:rFonts w:asciiTheme="majorBidi" w:hAnsiTheme="majorBidi" w:cstheme="majorBidi"/>
+                <w:color w:val="000000"/>
+                <w:sz w:val="20"/>
+                <w:szCs w:val="20"/>
+              </w:rPr>
+            </w:pPr>
+            <w:r>
+              <w:rPr>
+                <w:rFonts w:asciiTheme="majorBidi" w:hAnsiTheme="majorBidi" w:cstheme="majorBidi"/>
+                <w:color w:val="000000"/>
+                <w:sz w:val="20"/>
+                <w:szCs w:val="20"/>
+              </w:rPr>
+              <w:t>Ali Daoud</w:t>
+            </w:r>
+          </w:p>
+        </w:tc>
+      </w:tr>
     </w:tbl>
     <w:p>
       <w:pPr>
@@ -1748,7 +2087,6 @@
               <w:rPr>
                 <w:rFonts w:asciiTheme="majorBidi" w:hAnsiTheme="majorBidi" w:cstheme="majorBidi"/>
               </w:rPr>
-              <w:lastRenderedPageBreak/>
               <w:t>S2.</w:t>
             </w:r>
             <w:r>
@@ -2170,16 +2508,22 @@
         <w:rPr>
           <w:rFonts w:asciiTheme="majorBidi" w:hAnsiTheme="majorBidi" w:cstheme="majorBidi"/>
         </w:rPr>
-        <w:t>The simulated IoT devices shall communicate with the Android application through the central backend server. Devices shall use HTTP requests and JSON data for registration, authentication, heartbeat messages, commands, and state updates. The Android application shall not communicate directly with the IoT devices.</w:t>
+        <w:t xml:space="preserve">The simulated IoT devices shall communicate with the Android application through the central backend server. Devices shall use HTTP requests and JSON data for registration, authentication, heartbeat messages, commands, and state updates. The Android application shall not communicate directly with the IoT devices. When the backend is hosted locally during </w:t>
       </w:r>
-    </w:p>
-    <w:p>
-      <w:pPr>
-        <w:spacing w:line="360" w:lineRule="auto"/>
-        <w:rPr>
-          <w:rFonts w:asciiTheme="majorBidi" w:hAnsiTheme="majorBidi" w:cstheme="majorBidi"/>
-        </w:rPr>
-      </w:pPr>
+      <w:proofErr w:type="spellStart"/>
+      <w:r>
+        <w:rPr>
+          <w:rFonts w:asciiTheme="majorBidi" w:hAnsiTheme="majorBidi" w:cstheme="majorBidi"/>
+        </w:rPr>
+        <w:t>Wokwi</w:t>
+      </w:r>
+      <w:proofErr w:type="spellEnd"/>
+      <w:r>
+        <w:rPr>
+          <w:rFonts w:asciiTheme="majorBidi" w:hAnsiTheme="majorBidi" w:cstheme="majorBidi"/>
+        </w:rPr>
+        <w:t xml:space="preserve"> simulation, a Cloudflare Tunnel may be used to provide the simulated ESP32 devices with an HTTPS-accessible endpoint to the local backend.</w:t>
+      </w:r>
     </w:p>
     <w:p>
       <w:pPr>
@@ -2224,16 +2568,8 @@
         <w:rPr>
           <w:rFonts w:asciiTheme="majorBidi" w:hAnsiTheme="majorBidi" w:cstheme="majorBidi"/>
         </w:rPr>
-        <w:t>Under normal operating conditions, device commands and state updates should be processed within 1000 milliseconds to provide a responsive user experience.</w:t>
+        <w:t>Under normal operating conditions, device commands and state updates should be processed within a few seconds to provide a responsive user experience.</w:t>
       </w:r>
-    </w:p>
-    <w:p>
-      <w:pPr>
-        <w:spacing w:line="360" w:lineRule="auto"/>
-        <w:rPr>
-          <w:rFonts w:asciiTheme="majorBidi" w:hAnsiTheme="majorBidi" w:cstheme="majorBidi"/>
-        </w:rPr>
-      </w:pPr>
     </w:p>
     <w:p>
       <w:pPr>
@@ -2454,21 +2790,7 @@
         <w:rPr>
           <w:rFonts w:asciiTheme="majorBidi" w:hAnsiTheme="majorBidi" w:cstheme="majorBidi"/>
         </w:rPr>
-        <w:t xml:space="preserve">The IoT subsystem shall support at least 10 simulated smart-home devices operating simultaneously. Every </w:t>
-      </w:r>
-      <w:proofErr w:type="gramStart"/>
-      <w:r>
-        <w:rPr>
-          <w:rFonts w:asciiTheme="majorBidi" w:hAnsiTheme="majorBidi" w:cstheme="majorBidi"/>
-        </w:rPr>
-        <w:t>device shall</w:t>
-      </w:r>
-      <w:proofErr w:type="gramEnd"/>
-      <w:r>
-        <w:rPr>
-          <w:rFonts w:asciiTheme="majorBidi" w:hAnsiTheme="majorBidi" w:cstheme="majorBidi"/>
-        </w:rPr>
-        <w:t xml:space="preserve"> have a unique ID, name, type, state, and authentication secret. The devices shall be able to register and send heartbeat messages without interfering with one another. </w:t>
+        <w:t xml:space="preserve">The IoT subsystem shall support at least 10 simulated smart-home devices operating simultaneously. Every device shall have a unique ID, name, type, state, and authentication secret. The devices shall be able to register and send heartbeat messages without interfering with one another. </w:t>
       </w:r>
     </w:p>
     <w:p>
@@ -3446,7 +3768,6 @@
   <w:style w:type="character" w:default="1" w:styleId="Standardstycketeckensnitt">
     <w:name w:val="Default Paragraph Font"/>
     <w:uiPriority w:val="1"/>
-    <w:semiHidden/>
     <w:unhideWhenUsed/>
   </w:style>
   <w:style w:type="table" w:default="1" w:styleId="Normaltabell">
